--- a/docs/01-蓝图方案/制造与物流一站服务平台蓝图方案V0.5.docx
+++ b/docs/01-蓝图方案/制造与物流一站服务平台蓝图方案V0.5.docx
@@ -857,9 +857,9 @@
           <w:noProof/>
         </w:rPr>
         <w:drawing>
-          <wp:inline distT="0" distB="0" distL="0" distR="0" wp14:anchorId="76137EEB" wp14:editId="4F2833CB">
-            <wp:extent cx="5274310" cy="2966720"/>
-            <wp:effectExtent l="0" t="0" r="2540" b="5080"/>
+          <wp:inline distT="0" distB="0" distL="0" distR="0" wp14:anchorId="5EB46152" wp14:editId="674E6532">
+            <wp:extent cx="5274310" cy="2593340"/>
+            <wp:effectExtent l="0" t="0" r="2540" b="0"/>
             <wp:docPr id="1" name="图片 1"/>
             <wp:cNvGraphicFramePr>
               <a:graphicFrameLocks xmlns:a="http://schemas.openxmlformats.org/drawingml/2006/main" noChangeAspect="1"/>
@@ -880,7 +880,7 @@
                   <pic:spPr>
                     <a:xfrm>
                       <a:off x="0" y="0"/>
-                      <a:ext cx="5274310" cy="2966720"/>
+                      <a:ext cx="5274310" cy="2593340"/>
                     </a:xfrm>
                     <a:prstGeom prst="rect">
                       <a:avLst/>
@@ -922,7 +922,20 @@
         <w:rPr>
           <w:rFonts w:ascii="宋体" w:hAnsi="宋体"/>
         </w:rPr>
-        <w:t>” 为核心设计理念，以流程引擎为底层连接器，</w:t>
+        <w:t>” 为核心设计理念，以</w:t>
+      </w:r>
+      <w:r>
+        <w:rPr>
+          <w:rFonts w:ascii="宋体" w:hAnsi="宋体"/>
+          <w:color w:val="FF0000"/>
+        </w:rPr>
+        <w:t>若依</w:t>
+      </w:r>
+      <w:r>
+        <w:rPr>
+          <w:rFonts w:ascii="宋体" w:hAnsi="宋体"/>
+        </w:rPr>
+        <w:t>流程引擎为底层连接器，</w:t>
       </w:r>
       <w:r>
         <w:rPr>
@@ -983,7 +996,6 @@
       <w:r>
         <w:rPr>
           <w:rFonts w:ascii="宋体" w:hAnsi="宋体"/>
-          <w:color w:val="FF0000"/>
         </w:rPr>
         <w:t>端到端</w:t>
       </w:r>
@@ -1108,6 +1120,15 @@
           <w:color w:val="000000" w:themeColor="text1"/>
         </w:rPr>
         <w:t>于</w:t>
+      </w:r>
+      <w:r>
+        <w:rPr>
+          <w:rStyle w:val="aa"/>
+          <w:rFonts w:ascii="Arial" w:hAnsi="Arial" w:cs="Arial" w:hint="eastAsia"/>
+          <w:b w:val="0"/>
+          <w:color w:val="000000" w:themeColor="text1"/>
+        </w:rPr>
+        <w:t>若依</w:t>
       </w:r>
       <w:r>
         <w:rPr>
@@ -1116,24 +1137,6 @@
           <w:b w:val="0"/>
           <w:color w:val="000000" w:themeColor="text1"/>
         </w:rPr>
-        <w:t>泛微</w:t>
-      </w:r>
-      <w:r>
-        <w:rPr>
-          <w:rStyle w:val="aa"/>
-          <w:rFonts w:ascii="Arial" w:hAnsi="Arial" w:cs="Arial"/>
-          <w:b w:val="0"/>
-          <w:color w:val="000000" w:themeColor="text1"/>
-        </w:rPr>
-        <w:t xml:space="preserve"> E10 </w:t>
-      </w:r>
-      <w:r>
-        <w:rPr>
-          <w:rStyle w:val="aa"/>
-          <w:rFonts w:ascii="Arial" w:hAnsi="Arial" w:cs="Arial"/>
-          <w:b w:val="0"/>
-          <w:color w:val="000000" w:themeColor="text1"/>
-        </w:rPr>
         <w:t>流程引擎</w:t>
       </w:r>
       <w:r>
@@ -1251,7 +1254,19 @@
         <w:rPr>
           <w:rFonts w:ascii="宋体" w:hAnsi="宋体"/>
         </w:rPr>
-        <w:t>请假）通过 E10 配置多级审批节点，关联直属上级、HR，保障合规可控；</w:t>
+        <w:t>请假）通过</w:t>
+      </w:r>
+      <w:r>
+        <w:rPr>
+          <w:rFonts w:ascii="宋体" w:hAnsi="宋体" w:hint="eastAsia"/>
+        </w:rPr>
+        <w:t>若依</w:t>
+      </w:r>
+      <w:r>
+        <w:rPr>
+          <w:rFonts w:ascii="宋体" w:hAnsi="宋体"/>
+        </w:rPr>
+        <w:t>配置多级审批节点，关联直属上级、HR，保障合规可控；</w:t>
       </w:r>
       <w:r>
         <w:rPr>
@@ -1304,7 +1319,19 @@
         <w:rPr>
           <w:rFonts w:ascii="宋体" w:hAnsi="宋体"/>
         </w:rPr>
-        <w:t>报餐）在 E10 中设置 “一键提交、自动受理” 轻量流程；</w:t>
+        <w:t>报餐）在</w:t>
+      </w:r>
+      <w:r>
+        <w:rPr>
+          <w:rFonts w:ascii="宋体" w:hAnsi="宋体" w:hint="eastAsia"/>
+        </w:rPr>
+        <w:t>若依</w:t>
+      </w:r>
+      <w:r>
+        <w:rPr>
+          <w:rFonts w:ascii="宋体" w:hAnsi="宋体"/>
+        </w:rPr>
+        <w:t>中设置 “一键提交、自动受理” 轻量流程；</w:t>
       </w:r>
       <w:r>
         <w:rPr>
@@ -1352,9 +1379,10 @@
       </w:r>
       <w:r>
         <w:rPr>
+          <w:rFonts w:hint="eastAsia"/>
           <w:color w:val="000000" w:themeColor="text1"/>
         </w:rPr>
-        <w:t xml:space="preserve"> E10 </w:t>
+        <w:t>若依</w:t>
       </w:r>
       <w:r>
         <w:rPr>
@@ -1442,7 +1470,6 @@
         <w:rPr>
           <w:rFonts w:ascii="宋体" w:hAnsi="宋体" w:hint="eastAsia"/>
         </w:rPr>
-        <w:lastRenderedPageBreak/>
         <w:t>高效发布</w:t>
       </w:r>
       <w:r>
@@ -1473,7 +1500,7 @@
           <w:rFonts w:ascii="宋体" w:hAnsi="宋体" w:hint="eastAsia"/>
           <w:color w:val="FF0000"/>
         </w:rPr>
-        <w:t>（个人信息、优惠券、意见反馈）：个人类业务实现自助</w:t>
+        <w:t>（个人信息、意见反馈）：个人类业务实现自助</w:t>
       </w:r>
       <w:r>
         <w:rPr>
@@ -1522,13 +1549,19 @@
         <w:rPr>
           <w:rFonts w:ascii="宋体" w:hAnsi="宋体" w:hint="eastAsia"/>
         </w:rPr>
-        <w:t>本层依托泛微</w:t>
-      </w:r>
-      <w:r>
-        <w:rPr>
-          <w:rFonts w:ascii="宋体" w:hAnsi="宋体"/>
-        </w:rPr>
-        <w:t xml:space="preserve"> E10 流程引擎，实现全流程从发起、执行至归档的闭环管理</w:t>
+        <w:t>本层依托</w:t>
+      </w:r>
+      <w:r>
+        <w:rPr>
+          <w:rFonts w:ascii="宋体" w:hAnsi="宋体" w:hint="eastAsia"/>
+        </w:rPr>
+        <w:t>若依</w:t>
+      </w:r>
+      <w:r>
+        <w:rPr>
+          <w:rFonts w:ascii="宋体" w:hAnsi="宋体"/>
+        </w:rPr>
+        <w:t>流程引擎，实现全流程从发起、执行至归档的闭环管理</w:t>
       </w:r>
       <w:r>
         <w:rPr>
@@ -1555,26 +1588,25 @@
         <w:rPr>
           <w:rFonts w:ascii="宋体" w:hAnsi="宋体" w:hint="eastAsia"/>
         </w:rPr>
-        <w:t>宿舍报修、设备报修、</w:t>
+        <w:t>宿舍报修、设备报修</w:t>
       </w:r>
       <w:r>
         <w:rPr>
           <w:rFonts w:ascii="宋体" w:hAnsi="宋体" w:hint="eastAsia"/>
-          <w:color w:val="FF0000"/>
-        </w:rPr>
-        <w:t>设备保养</w:t>
+        </w:rPr>
+        <w:t>等业务自动生成专属工单，在</w:t>
       </w:r>
       <w:r>
         <w:rPr>
           <w:rFonts w:ascii="宋体" w:hAnsi="宋体" w:hint="eastAsia"/>
         </w:rPr>
-        <w:t>等业务自动生成专属工单，在</w:t>
-      </w:r>
-      <w:r>
-        <w:rPr>
-          <w:rFonts w:ascii="宋体" w:hAnsi="宋体"/>
-        </w:rPr>
-        <w:t xml:space="preserve"> E10 中实时同步状态、责任人、进度与逾期预警，确保任务执行可视化、不遗漏。</w:t>
+        <w:t>若依</w:t>
+      </w:r>
+      <w:r>
+        <w:rPr>
+          <w:rFonts w:ascii="宋体" w:hAnsi="宋体"/>
+        </w:rPr>
+        <w:t>中实时同步状态、责任人、进度与逾期预警，确保任务执行可视化、不遗漏。</w:t>
       </w:r>
     </w:p>
     <w:p>
@@ -1599,9 +1631,21 @@
       </w:r>
       <w:r>
         <w:rPr>
-          <w:rFonts w:ascii="宋体" w:hAnsi="宋体"/>
-        </w:rPr>
-        <w:t xml:space="preserve"> E10 平台实时监控流程数据，对超时未办、</w:t>
+          <w:rFonts w:ascii="宋体" w:hAnsi="宋体" w:hint="eastAsia"/>
+        </w:rPr>
+        <w:t>若依</w:t>
+      </w:r>
+      <w:r>
+        <w:rPr>
+          <w:rFonts w:ascii="宋体" w:hAnsi="宋体"/>
+        </w:rPr>
+        <w:t>平台</w:t>
+      </w:r>
+      <w:r>
+        <w:rPr>
+          <w:rFonts w:ascii="宋体" w:hAnsi="宋体"/>
+        </w:rPr>
+        <w:t>实时监控流程数据，对超时未办、</w:t>
       </w:r>
       <w:r>
         <w:rPr>
@@ -1634,26 +1678,52 @@
         <w:rPr>
           <w:rFonts w:ascii="宋体" w:hAnsi="宋体" w:hint="eastAsia"/>
         </w:rPr>
-        <w:t>将安全巡检打卡、</w:t>
+        <w:t>将安全巡检打卡等周期性任务接入</w:t>
       </w:r>
       <w:r>
         <w:rPr>
           <w:rFonts w:ascii="宋体" w:hAnsi="宋体" w:hint="eastAsia"/>
-          <w:color w:val="FF0000"/>
-        </w:rPr>
-        <w:t>设备点检</w:t>
-      </w:r>
+        </w:rPr>
+        <w:t>若依</w:t>
+      </w:r>
+      <w:r>
+        <w:rPr>
+          <w:rFonts w:ascii="宋体" w:hAnsi="宋体"/>
+        </w:rPr>
+        <w:t>流程</w:t>
+      </w:r>
+      <w:r>
+        <w:rPr>
+          <w:rFonts w:ascii="宋体" w:hAnsi="宋体"/>
+        </w:rPr>
+        <w:t>体系，自动生成待办清单、到期提醒与完成校验，确保例行工作规范落地、可追溯。</w:t>
+      </w:r>
+    </w:p>
+    <w:p>
+      <w:pPr>
+        <w:ind w:left="210" w:right="210" w:firstLine="422"/>
+        <w:rPr>
+          <w:rFonts w:ascii="宋体" w:hAnsi="宋体"/>
+        </w:rPr>
+      </w:pPr>
       <w:r>
         <w:rPr>
           <w:rFonts w:ascii="宋体" w:hAnsi="宋体" w:hint="eastAsia"/>
-        </w:rPr>
-        <w:t>等周期性任务接入</w:t>
-      </w:r>
-      <w:r>
-        <w:rPr>
-          <w:rFonts w:ascii="宋体" w:hAnsi="宋体"/>
-        </w:rPr>
-        <w:t xml:space="preserve"> E10 体系，自动生成待办清单、到期提醒与完成校验，确保例行工作规范落地、可追溯。</w:t>
+          <w:b/>
+        </w:rPr>
+        <w:t>数据自动归档：</w:t>
+      </w:r>
+      <w:r>
+        <w:rPr>
+          <w:rFonts w:ascii="宋体" w:hAnsi="宋体" w:hint="eastAsia"/>
+        </w:rPr>
+        <w:t>流程办结后，业务数据</w:t>
+      </w:r>
+      <w:r>
+        <w:rPr>
+          <w:rFonts w:ascii="宋体" w:hAnsi="宋体"/>
+        </w:rPr>
+        <w:t>自动同步归档，形成完整电子台账，避免纸质文档丢失与信息孤岛。</w:t>
       </w:r>
     </w:p>
     <w:p>
@@ -1661,57 +1731,32 @@
         <w:ind w:left="210" w:right="210" w:firstLine="422"/>
         <w:rPr>
           <w:rFonts w:ascii="宋体" w:hAnsi="宋体"/>
-          <w:color w:val="FF0000"/>
         </w:rPr>
       </w:pPr>
       <w:r>
         <w:rPr>
           <w:rFonts w:ascii="宋体" w:hAnsi="宋体" w:hint="eastAsia"/>
           <w:b/>
-          <w:color w:val="FF0000"/>
-        </w:rPr>
-        <w:t>数据自动归档：</w:t>
+        </w:rPr>
+        <w:t>全链路可追溯：</w:t>
       </w:r>
       <w:r>
         <w:rPr>
           <w:rFonts w:ascii="宋体" w:hAnsi="宋体" w:hint="eastAsia"/>
-          <w:color w:val="FF0000"/>
-        </w:rPr>
-        <w:t>流程办结后，业务数据通过</w:t>
-      </w:r>
-      <w:r>
-        <w:rPr>
-          <w:rFonts w:ascii="宋体" w:hAnsi="宋体"/>
-          <w:color w:val="FF0000"/>
-        </w:rPr>
-        <w:t xml:space="preserve"> E10 系统接口自动同步归档，形成完整电子台账，避免纸质文档丢失与信息孤岛。</w:t>
-      </w:r>
-    </w:p>
-    <w:p>
-      <w:pPr>
-        <w:ind w:left="210" w:right="210" w:firstLine="422"/>
-        <w:rPr>
-          <w:rFonts w:ascii="宋体" w:hAnsi="宋体"/>
-        </w:rPr>
-      </w:pPr>
+        </w:rPr>
+        <w:t>依托</w:t>
+      </w:r>
       <w:r>
         <w:rPr>
           <w:rFonts w:ascii="宋体" w:hAnsi="宋体" w:hint="eastAsia"/>
-          <w:b/>
-        </w:rPr>
-        <w:t>全链路可追溯：</w:t>
-      </w:r>
-      <w:r>
-        <w:rPr>
-          <w:rFonts w:ascii="宋体" w:hAnsi="宋体" w:hint="eastAsia"/>
-        </w:rPr>
-        <w:t>依托</w:t>
-      </w:r>
-      <w:r>
-        <w:rPr>
-          <w:rFonts w:ascii="宋体" w:hAnsi="宋体"/>
-        </w:rPr>
-        <w:t xml:space="preserve"> E10 的操作日志留痕与版本管理能力，支持流程节点查询、操作记录回溯与审批痕迹审计，为业务审计、责任界定及问题排查提供可靠依据。</w:t>
+        </w:rPr>
+        <w:t>若依</w:t>
+      </w:r>
+      <w:r>
+        <w:rPr>
+          <w:rFonts w:ascii="宋体" w:hAnsi="宋体"/>
+        </w:rPr>
+        <w:t>的操作日志留痕与版本管理能力，支持流程节点查询、操作记录回溯与审批痕迹审计，为业务审计、责任界定及问题排查提供可靠依据。</w:t>
       </w:r>
     </w:p>
     <w:p>
@@ -1950,38 +1995,134 @@
           <w:rFonts w:hint="eastAsia"/>
           <w:b/>
         </w:rPr>
+        <w:t>请假流程：</w:t>
+      </w:r>
+      <w:r>
+        <w:rPr>
+          <w:rFonts w:hint="eastAsia"/>
+        </w:rPr>
+        <w:t>员工办理请假申请，具体环节为：</w:t>
+      </w:r>
+      <w:r>
+        <w:rPr>
+          <w:rFonts w:hint="eastAsia"/>
+        </w:rPr>
+        <w:t>员工发起→直接上级、间接上级及间接上级的直属领导审批</w:t>
+      </w:r>
+      <w:r>
+        <w:rPr>
+          <w:rFonts w:hint="eastAsia"/>
+        </w:rPr>
+        <w:t>（根据天数到不同</w:t>
+      </w:r>
+      <w:r>
+        <w:rPr>
+          <w:rFonts w:hint="eastAsia"/>
+        </w:rPr>
+        <w:t>审批</w:t>
+      </w:r>
+      <w:r>
+        <w:rPr>
+          <w:rFonts w:hint="eastAsia"/>
+        </w:rPr>
+        <w:t>环节）</w:t>
+      </w:r>
+      <w:r>
+        <w:rPr>
+          <w:rFonts w:hint="eastAsia"/>
+        </w:rPr>
+        <w:t>→</w:t>
+      </w:r>
+      <w:r>
+        <w:t>自动同步至</w:t>
+      </w:r>
+      <w:r>
+        <w:t>夏谷系统</w:t>
+      </w:r>
+      <w:r>
+        <w:rPr>
+          <w:rFonts w:hint="eastAsia"/>
+        </w:rPr>
+        <w:t>【考勤管理</w:t>
+      </w:r>
+      <w:r>
+        <w:t>-</w:t>
+      </w:r>
+      <w:r>
+        <w:rPr>
+          <w:rFonts w:hint="eastAsia"/>
+        </w:rPr>
+        <w:t>请假</w:t>
+      </w:r>
+      <w:r>
+        <w:t>管理】</w:t>
+      </w:r>
+      <w:r>
+        <w:rPr>
+          <w:rFonts w:hint="eastAsia"/>
+        </w:rPr>
+        <w:t>；</w:t>
+      </w:r>
+      <w:r>
+        <w:rPr>
+          <w:rFonts w:hint="eastAsia"/>
+        </w:rPr>
+        <w:t>每个环节审批均在</w:t>
+      </w:r>
+      <w:r>
+        <w:t>1</w:t>
+      </w:r>
+      <w:r>
+        <w:t>天内未完成审批，未审批的环节超过</w:t>
+      </w:r>
+      <w:r>
+        <w:t>1</w:t>
+      </w:r>
+      <w:r>
+        <w:t>天</w:t>
+      </w:r>
+      <w:r>
+        <w:rPr>
+          <w:rFonts w:hint="eastAsia"/>
+        </w:rPr>
+        <w:t>再次</w:t>
+      </w:r>
+      <w:r>
+        <w:t>推送</w:t>
+      </w:r>
+      <w:r>
         <w:lastRenderedPageBreak/>
-        <w:t>请假流程：</w:t>
-      </w:r>
-      <w:r>
-        <w:rPr>
-          <w:rFonts w:hint="eastAsia"/>
-        </w:rPr>
-        <w:t>员工办理请假申请，具体环节为：</w:t>
-      </w:r>
-      <w:r>
-        <w:rPr>
-          <w:rFonts w:hint="eastAsia"/>
-        </w:rPr>
-        <w:t>员工发起→直接上级、间接上级及间接上级的直属领导审批</w:t>
-      </w:r>
-      <w:r>
-        <w:rPr>
-          <w:rFonts w:hint="eastAsia"/>
-        </w:rPr>
-        <w:t>（根据天数到不同</w:t>
-      </w:r>
-      <w:r>
-        <w:rPr>
-          <w:rFonts w:hint="eastAsia"/>
-        </w:rPr>
-        <w:t>审批</w:t>
-      </w:r>
-      <w:r>
-        <w:rPr>
-          <w:rFonts w:hint="eastAsia"/>
-        </w:rPr>
-        <w:t>环节）</w:t>
+        <w:t>消息提醒至其待办</w:t>
+      </w:r>
+      <w:r>
+        <w:rPr>
+          <w:rFonts w:hint="eastAsia"/>
+        </w:rPr>
+        <w:t>。</w:t>
+      </w:r>
+    </w:p>
+    <w:p>
+      <w:pPr>
+        <w:ind w:left="210" w:right="210" w:firstLine="422"/>
+      </w:pPr>
+      <w:r>
+        <w:rPr>
+          <w:rFonts w:hint="eastAsia"/>
+          <w:b/>
+        </w:rPr>
+        <w:t>销假流程：</w:t>
+      </w:r>
+      <w:r>
+        <w:rPr>
+          <w:rFonts w:hint="eastAsia"/>
+        </w:rPr>
+        <w:t>适用于员工假期未使用或未用完办理销假，具体环节为：</w:t>
+      </w:r>
+      <w:r>
+        <w:rPr>
+          <w:rFonts w:hint="eastAsia"/>
+        </w:rPr>
+        <w:t>员工发起</w:t>
       </w:r>
       <w:r>
         <w:rPr>
@@ -1990,10 +2131,19 @@
         <w:t>→</w:t>
       </w:r>
       <w:r>
-        <w:t>自动同步至</w:t>
-      </w:r>
-      <w:r>
-        <w:t>夏谷系统</w:t>
+        <w:rPr>
+          <w:rFonts w:hint="eastAsia"/>
+        </w:rPr>
+        <w:t>直接上级审批后</w:t>
+      </w:r>
+      <w:r>
+        <w:rPr>
+          <w:rFonts w:hint="eastAsia"/>
+        </w:rPr>
+        <w:t>→</w:t>
+      </w:r>
+      <w:r>
+        <w:t>自动同步至夏谷人事系统</w:t>
       </w:r>
       <w:r>
         <w:rPr>
@@ -2017,164 +2167,991 @@
         <w:rPr>
           <w:rFonts w:hint="eastAsia"/>
         </w:rPr>
+        <w:t>（同时</w:t>
+      </w:r>
+      <w:r>
+        <w:rPr>
+          <w:rFonts w:hint="eastAsia"/>
+        </w:rPr>
+        <w:t>抄送人事专员</w:t>
+      </w:r>
+      <w:r>
+        <w:rPr>
+          <w:rFonts w:hint="eastAsia"/>
+        </w:rPr>
+        <w:t>）</w:t>
+      </w:r>
+      <w:r>
+        <w:t>。</w:t>
+      </w:r>
+    </w:p>
+    <w:p>
+      <w:pPr>
+        <w:ind w:left="210" w:right="210" w:firstLine="420"/>
+      </w:pPr>
+    </w:p>
+    <w:p>
+      <w:pPr>
+        <w:ind w:left="210" w:right="210" w:firstLine="422"/>
+      </w:pPr>
+      <w:r>
+        <w:rPr>
+          <w:b/>
+        </w:rPr>
+        <w:t>异动板块</w:t>
+      </w:r>
+    </w:p>
+    <w:p>
+      <w:pPr>
+        <w:ind w:left="210" w:right="210" w:firstLine="422"/>
+      </w:pPr>
+      <w:r>
+        <w:rPr>
+          <w:rFonts w:hint="eastAsia"/>
+          <w:b/>
+        </w:rPr>
+        <w:t>入职</w:t>
+      </w:r>
+      <w:r>
+        <w:rPr>
+          <w:rFonts w:hint="eastAsia"/>
+          <w:b/>
+        </w:rPr>
+        <w:t>指引</w:t>
+      </w:r>
+      <w:r>
+        <w:rPr>
+          <w:rFonts w:hint="eastAsia"/>
+          <w:b/>
+        </w:rPr>
+        <w:t>：</w:t>
+      </w:r>
+      <w:r>
+        <w:rPr>
+          <w:rFonts w:hint="eastAsia"/>
+          <w:color w:val="000000" w:themeColor="text1"/>
+        </w:rPr>
+        <w:t>适用于工厂新员工入职办理、岗前指引与规范管理</w:t>
+      </w:r>
+      <w:r>
+        <w:rPr>
+          <w:rFonts w:hint="eastAsia"/>
+          <w:color w:val="000000" w:themeColor="text1"/>
+        </w:rPr>
+        <w:t>。</w:t>
+      </w:r>
+    </w:p>
+    <w:p>
+      <w:pPr>
+        <w:ind w:left="210" w:right="210" w:firstLine="422"/>
+      </w:pPr>
+      <w:r>
+        <w:rPr>
+          <w:rFonts w:hint="eastAsia"/>
+          <w:b/>
+        </w:rPr>
+        <w:t>调动流程：</w:t>
+      </w:r>
+      <w:r>
+        <w:rPr>
+          <w:rFonts w:hint="eastAsia"/>
+        </w:rPr>
+        <w:t>适用于员工在工厂内部或跨工厂的组织归属变动</w:t>
+      </w:r>
+      <w:r>
+        <w:rPr>
+          <w:rFonts w:hint="eastAsia"/>
+        </w:rPr>
+        <w:t>，不包括员工晋升管理及管理降级为员工</w:t>
+      </w:r>
+      <w:r>
+        <w:rPr>
+          <w:rFonts w:hint="eastAsia"/>
+        </w:rPr>
+        <w:t>，具体环节为：</w:t>
+      </w:r>
+    </w:p>
+    <w:p>
+      <w:pPr>
+        <w:ind w:left="210" w:right="210" w:firstLine="420"/>
+      </w:pPr>
+      <w:r>
+        <w:rPr>
+          <w:rFonts w:hint="eastAsia"/>
+        </w:rPr>
+        <w:t>工厂</w:t>
+      </w:r>
+      <w:r>
+        <w:t>/</w:t>
+      </w:r>
+      <w:r>
+        <w:t>中心内调动：调出工厂</w:t>
+      </w:r>
+      <w:r>
+        <w:t>/</w:t>
+      </w:r>
+      <w:r>
+        <w:t>中心人事专员</w:t>
+      </w:r>
+      <w:r>
+        <w:t>→</w:t>
+      </w:r>
+      <w:r>
+        <w:t>员工本人确认</w:t>
+      </w:r>
+      <w:r>
+        <w:t>→</w:t>
+      </w:r>
+      <w:r>
+        <w:t>原直接上级</w:t>
+      </w:r>
+      <w:r>
+        <w:t>→</w:t>
+      </w:r>
+      <w:r>
+        <w:t>原部门经理</w:t>
+      </w:r>
+      <w:r>
+        <w:t>→</w:t>
+      </w:r>
+      <w:r>
+        <w:t>现直接上级</w:t>
+      </w:r>
+      <w:r>
+        <w:t>→</w:t>
+      </w:r>
+      <w:r>
+        <w:t>现部门经理</w:t>
+      </w:r>
+      <w:r>
+        <w:t>→</w:t>
+      </w:r>
+      <w:r>
+        <w:t>工厂</w:t>
+      </w:r>
+      <w:r>
+        <w:t>/</w:t>
+      </w:r>
+      <w:r>
+        <w:t>中心负责人；</w:t>
+      </w:r>
+    </w:p>
+    <w:p>
+      <w:pPr>
+        <w:ind w:left="210" w:right="210" w:firstLine="420"/>
+      </w:pPr>
+      <w:r>
+        <w:rPr>
+          <w:rFonts w:hint="eastAsia"/>
+        </w:rPr>
+        <w:t>跨工厂</w:t>
+      </w:r>
+      <w:r>
+        <w:t>/</w:t>
+      </w:r>
+      <w:r>
+        <w:t>中心调动：调出</w:t>
+      </w:r>
+      <w:r>
+        <w:t>工厂</w:t>
+      </w:r>
+      <w:r>
+        <w:t>人资</w:t>
+      </w:r>
+      <w:r>
+        <w:t>BP</w:t>
+      </w:r>
+      <w:r>
+        <w:t>发起</w:t>
+      </w:r>
+      <w:r>
+        <w:t>→</w:t>
+      </w:r>
+      <w:r>
+        <w:t>员工本人确认</w:t>
+      </w:r>
+      <w:r>
+        <w:t>→</w:t>
+      </w:r>
+      <w:r>
+        <w:t>原直接上级</w:t>
+      </w:r>
+      <w:r>
+        <w:t>→</w:t>
+      </w:r>
+      <w:r>
+        <w:t>原部门经理</w:t>
+      </w:r>
+      <w:r>
+        <w:t>→</w:t>
+      </w:r>
+      <w:r>
+        <w:t>原工厂</w:t>
+      </w:r>
+      <w:r>
+        <w:t>/</w:t>
+      </w:r>
+      <w:r>
+        <w:t>中心负责人</w:t>
+      </w:r>
+      <w:r>
+        <w:t>→</w:t>
+      </w:r>
+      <w:r>
+        <w:t>现直接上级</w:t>
+      </w:r>
+      <w:r>
+        <w:t>→</w:t>
+      </w:r>
+      <w:r>
+        <w:t>现部门经理</w:t>
+      </w:r>
+      <w:r>
+        <w:t>→</w:t>
+      </w:r>
+      <w:r>
+        <w:t>调入人资</w:t>
+      </w:r>
+      <w:r>
+        <w:t>BP</w:t>
+      </w:r>
+      <w:r>
+        <w:t>负责人</w:t>
+      </w:r>
+      <w:r>
+        <w:t>→</w:t>
+      </w:r>
+      <w:r>
+        <w:t>现工厂</w:t>
+      </w:r>
+      <w:r>
+        <w:t>/</w:t>
+      </w:r>
+      <w:r>
+        <w:t>中心负责人</w:t>
+      </w:r>
+      <w:r>
+        <w:t>→</w:t>
+      </w:r>
+      <w:r>
+        <w:t>制造人资负责人</w:t>
+      </w:r>
+      <w:r>
+        <w:t>→</w:t>
+      </w:r>
+      <w:r>
+        <w:t>事业部总经理；</w:t>
+      </w:r>
+    </w:p>
+    <w:p>
+      <w:pPr>
+        <w:ind w:left="210" w:right="210" w:firstLine="420"/>
+        <w:rPr>
+          <w:b/>
+        </w:rPr>
+      </w:pPr>
+      <w:r>
+        <w:t xml:space="preserve"> </w:t>
+      </w:r>
+      <w:r>
+        <w:rPr>
+          <w:rFonts w:hint="eastAsia"/>
+          <w:b/>
+        </w:rPr>
+        <w:t>离职流程：</w:t>
+      </w:r>
+    </w:p>
+    <w:p>
+      <w:pPr>
+        <w:ind w:left="210" w:right="210" w:firstLine="422"/>
+        <w:rPr>
+          <w:b/>
+        </w:rPr>
+      </w:pPr>
+      <w:r>
+        <w:rPr>
+          <w:b/>
+        </w:rPr>
+        <w:t>离职申请</w:t>
+      </w:r>
+      <w:r>
+        <w:rPr>
+          <w:rFonts w:hint="eastAsia"/>
+          <w:b/>
+        </w:rPr>
+        <w:t>：</w:t>
+      </w:r>
+      <w:r>
+        <w:rPr>
+          <w:rFonts w:hint="eastAsia"/>
+        </w:rPr>
+        <w:t>适用于</w:t>
+      </w:r>
+      <w:r>
+        <w:rPr>
+          <w:rFonts w:hint="eastAsia"/>
+          <w:color w:val="000000" w:themeColor="text1"/>
+        </w:rPr>
+        <w:t>员工办理离职申请</w:t>
+      </w:r>
+      <w:r>
+        <w:rPr>
+          <w:rFonts w:hint="eastAsia"/>
+          <w:color w:val="000000" w:themeColor="text1"/>
+        </w:rPr>
+        <w:t>，具体环节为：</w:t>
+      </w:r>
+      <w:r>
+        <w:rPr>
+          <w:rFonts w:hint="eastAsia"/>
+          <w:color w:val="000000" w:themeColor="text1"/>
+        </w:rPr>
+        <w:t>员工发起→直接上级→部门经理→人资</w:t>
+      </w:r>
+      <w:r>
+        <w:rPr>
+          <w:color w:val="000000" w:themeColor="text1"/>
+        </w:rPr>
+        <w:t>BP</w:t>
+      </w:r>
+      <w:r>
+        <w:rPr>
+          <w:color w:val="000000" w:themeColor="text1"/>
+        </w:rPr>
+        <w:t>负责人</w:t>
+      </w:r>
+      <w:r>
+        <w:rPr>
+          <w:color w:val="000000" w:themeColor="text1"/>
+        </w:rPr>
+        <w:t>→</w:t>
+      </w:r>
+      <w:r>
+        <w:rPr>
+          <w:color w:val="000000" w:themeColor="text1"/>
+        </w:rPr>
+        <w:t>工厂</w:t>
+      </w:r>
+      <w:r>
+        <w:rPr>
+          <w:color w:val="000000" w:themeColor="text1"/>
+        </w:rPr>
+        <w:t>/</w:t>
+      </w:r>
+      <w:r>
+        <w:rPr>
+          <w:color w:val="000000" w:themeColor="text1"/>
+        </w:rPr>
+        <w:t>中心负责人（抄送给到人事专员）</w:t>
+      </w:r>
+    </w:p>
+    <w:p>
+      <w:pPr>
+        <w:ind w:left="210" w:right="210" w:firstLine="422"/>
+        <w:rPr>
+          <w:color w:val="FF0000"/>
+        </w:rPr>
+      </w:pPr>
+      <w:r>
+        <w:rPr>
+          <w:rFonts w:hint="eastAsia"/>
+          <w:b/>
+          <w:color w:val="000000" w:themeColor="text1"/>
+        </w:rPr>
+        <w:t>离职手续办理：</w:t>
+      </w:r>
+      <w:r>
+        <w:rPr>
+          <w:rFonts w:hint="eastAsia"/>
+          <w:color w:val="000000" w:themeColor="text1"/>
+        </w:rPr>
+        <w:t>适用于</w:t>
+      </w:r>
+      <w:r>
+        <w:rPr>
+          <w:rFonts w:hint="eastAsia"/>
+          <w:color w:val="000000" w:themeColor="text1"/>
+        </w:rPr>
+        <w:t>员工</w:t>
+      </w:r>
+      <w:r>
+        <w:rPr>
+          <w:rFonts w:hint="eastAsia"/>
+          <w:color w:val="000000" w:themeColor="text1"/>
+        </w:rPr>
+        <w:t>离职当天办理离职手续</w:t>
+      </w:r>
+      <w:r>
+        <w:rPr>
+          <w:rFonts w:hint="eastAsia"/>
+          <w:color w:val="000000" w:themeColor="text1"/>
+        </w:rPr>
+        <w:t>，具体环节为：</w:t>
+      </w:r>
+      <w:r>
+        <w:rPr>
+          <w:rFonts w:hint="eastAsia"/>
+          <w:color w:val="000000" w:themeColor="text1"/>
+        </w:rPr>
+        <w:t>人事专员发起→员工确认→直接上级确认（材料扣款等）→人资</w:t>
+      </w:r>
+      <w:r>
+        <w:rPr>
+          <w:color w:val="000000" w:themeColor="text1"/>
+        </w:rPr>
+        <w:t>/</w:t>
+      </w:r>
+      <w:r>
+        <w:rPr>
+          <w:color w:val="000000" w:themeColor="text1"/>
+        </w:rPr>
+        <w:t>行政各个窗口人员办理（抄送各工厂薪酬专员）</w:t>
+      </w:r>
+      <w:r>
+        <w:rPr>
+          <w:color w:val="000000" w:themeColor="text1"/>
+        </w:rPr>
+        <w:t>→</w:t>
+      </w:r>
+      <w:r>
+        <w:rPr>
+          <w:rFonts w:hint="eastAsia"/>
+          <w:color w:val="000000" w:themeColor="text1"/>
+        </w:rPr>
+        <w:t>回传</w:t>
+      </w:r>
+      <w:r>
+        <w:rPr>
+          <w:color w:val="000000" w:themeColor="text1"/>
+        </w:rPr>
+        <w:t>夏谷离职生效</w:t>
+      </w:r>
+      <w:r>
+        <w:rPr>
+          <w:color w:val="000000" w:themeColor="text1"/>
+        </w:rPr>
+        <w:t>同时触发电子签</w:t>
+      </w:r>
+      <w:r>
+        <w:rPr>
+          <w:color w:val="000000" w:themeColor="text1"/>
+        </w:rPr>
+        <w:t>约</w:t>
+      </w:r>
+      <w:r>
+        <w:rPr>
+          <w:color w:val="000000" w:themeColor="text1"/>
+        </w:rPr>
+        <w:t>流程</w:t>
+      </w:r>
+      <w:r>
+        <w:rPr>
+          <w:color w:val="000000" w:themeColor="text1"/>
+        </w:rPr>
+        <w:t>。</w:t>
+      </w:r>
+    </w:p>
+    <w:p>
+      <w:pPr>
+        <w:ind w:left="210" w:right="210" w:firstLine="420"/>
+      </w:pPr>
+    </w:p>
+    <w:p>
+      <w:pPr>
+        <w:ind w:left="210" w:right="210" w:firstLine="422"/>
+      </w:pPr>
+      <w:r>
+        <w:rPr>
+          <w:b/>
+        </w:rPr>
+        <w:t>其他板块</w:t>
+      </w:r>
+    </w:p>
+    <w:p>
+      <w:pPr>
+        <w:ind w:left="210" w:right="210" w:firstLine="420"/>
+        <w:rPr>
+          <w:color w:val="000000" w:themeColor="text1"/>
+        </w:rPr>
+      </w:pPr>
+      <w:r>
+        <w:rPr>
+          <w:rFonts w:hint="eastAsia"/>
+        </w:rPr>
+        <w:t>工</w:t>
+      </w:r>
+      <w:r>
+        <w:rPr>
+          <w:rFonts w:hint="eastAsia"/>
+        </w:rPr>
+        <w:t>牌补办</w:t>
+      </w:r>
+      <w:r>
+        <w:rPr>
+          <w:rFonts w:hint="eastAsia"/>
+        </w:rPr>
+        <w:t>/</w:t>
+      </w:r>
+      <w:r>
+        <w:rPr>
+          <w:rFonts w:hint="eastAsia"/>
+        </w:rPr>
+        <w:t>厂服</w:t>
+      </w:r>
+      <w:r>
+        <w:rPr>
+          <w:rFonts w:hint="eastAsia"/>
+        </w:rPr>
+        <w:t>补领</w:t>
+      </w:r>
+      <w:r>
+        <w:rPr>
+          <w:rFonts w:hint="eastAsia"/>
+        </w:rPr>
+        <w:t>流程</w:t>
+      </w:r>
+      <w:r>
+        <w:rPr>
+          <w:rFonts w:hint="eastAsia"/>
+          <w:b/>
+        </w:rPr>
+        <w:t>：</w:t>
+      </w:r>
+      <w:r>
+        <w:rPr>
+          <w:rFonts w:hint="eastAsia"/>
+          <w:color w:val="000000" w:themeColor="text1"/>
+        </w:rPr>
+        <w:t>适用于员工</w:t>
+      </w:r>
+      <w:r>
+        <w:rPr>
+          <w:rFonts w:hint="eastAsia"/>
+          <w:color w:val="000000" w:themeColor="text1"/>
+        </w:rPr>
+        <w:t>工牌</w:t>
+      </w:r>
+      <w:r>
+        <w:rPr>
+          <w:color w:val="000000" w:themeColor="text1"/>
+        </w:rPr>
+        <w:t>/</w:t>
+      </w:r>
+      <w:r>
+        <w:rPr>
+          <w:color w:val="000000" w:themeColor="text1"/>
+        </w:rPr>
+        <w:t>厂服的补领</w:t>
+      </w:r>
+      <w:r>
+        <w:rPr>
+          <w:rFonts w:hint="eastAsia"/>
+          <w:color w:val="000000" w:themeColor="text1"/>
+        </w:rPr>
+        <w:t>，具体环节为：</w:t>
+      </w:r>
+      <w:r>
+        <w:rPr>
+          <w:rFonts w:hint="eastAsia"/>
+          <w:color w:val="000000" w:themeColor="text1"/>
+        </w:rPr>
+        <w:t>员工发起→上级审批（组长</w:t>
+      </w:r>
+      <w:r>
+        <w:rPr>
+          <w:color w:val="000000" w:themeColor="text1"/>
+        </w:rPr>
+        <w:t>/</w:t>
+      </w:r>
+      <w:r>
+        <w:rPr>
+          <w:color w:val="000000" w:themeColor="text1"/>
+        </w:rPr>
+        <w:t>经理即可）</w:t>
+      </w:r>
+      <w:r>
+        <w:rPr>
+          <w:color w:val="000000" w:themeColor="text1"/>
+        </w:rPr>
+        <w:t>→HR</w:t>
+      </w:r>
+      <w:r>
+        <w:rPr>
+          <w:color w:val="000000" w:themeColor="text1"/>
+        </w:rPr>
+        <w:t>填写待扣金额</w:t>
+      </w:r>
+      <w:r>
+        <w:rPr>
+          <w:color w:val="000000" w:themeColor="text1"/>
+        </w:rPr>
+        <w:t>→HR/</w:t>
+      </w:r>
+      <w:r>
+        <w:rPr>
+          <w:color w:val="000000" w:themeColor="text1"/>
+        </w:rPr>
+        <w:t>总仓给予物资发放</w:t>
+      </w:r>
+      <w:r>
+        <w:rPr>
+          <w:color w:val="000000" w:themeColor="text1"/>
+        </w:rPr>
+        <w:t>→</w:t>
+      </w:r>
+      <w:r>
+        <w:rPr>
+          <w:color w:val="000000" w:themeColor="text1"/>
+        </w:rPr>
+        <w:t>员工本人确认扣款金额</w:t>
+      </w:r>
+      <w:r>
+        <w:rPr>
+          <w:color w:val="000000" w:themeColor="text1"/>
+        </w:rPr>
+        <w:t>→</w:t>
+      </w:r>
+      <w:r>
+        <w:rPr>
+          <w:rFonts w:hint="eastAsia"/>
+          <w:color w:val="000000" w:themeColor="text1"/>
+        </w:rPr>
+        <w:t>回传</w:t>
+      </w:r>
+      <w:r>
+        <w:rPr>
+          <w:color w:val="000000" w:themeColor="text1"/>
+        </w:rPr>
+        <w:t>夏谷系统完成扣款</w:t>
+      </w:r>
+      <w:r>
+        <w:rPr>
+          <w:color w:val="000000" w:themeColor="text1"/>
+        </w:rPr>
+        <w:t>。</w:t>
+      </w:r>
+    </w:p>
+    <w:p>
+      <w:pPr>
+        <w:ind w:left="210" w:right="210" w:firstLine="420"/>
+        <w:rPr>
+          <w:rFonts w:hint="eastAsia"/>
+          <w:color w:val="000000" w:themeColor="text1"/>
+        </w:rPr>
+      </w:pPr>
+      <w:r>
+        <w:rPr>
+          <w:rFonts w:hint="eastAsia"/>
+          <w:color w:val="000000" w:themeColor="text1"/>
+        </w:rPr>
+        <w:t>福利券：用于公司“人人达标”等福利券线上发放；</w:t>
+      </w:r>
+    </w:p>
+    <w:p>
+      <w:pPr>
+        <w:ind w:left="210" w:right="210" w:firstLine="420"/>
+        <w:rPr>
+          <w:color w:val="000000" w:themeColor="text1"/>
+        </w:rPr>
+      </w:pPr>
+      <w:r>
+        <w:rPr>
+          <w:color w:val="000000" w:themeColor="text1"/>
+        </w:rPr>
+        <w:t>工资确认</w:t>
+      </w:r>
+      <w:r>
+        <w:rPr>
+          <w:rFonts w:hint="eastAsia"/>
+          <w:color w:val="000000" w:themeColor="text1"/>
+        </w:rPr>
+        <w:t>：适用于员工线上确认上月工资条，具体环节为：定时任务发起月度工资条明细</w:t>
+      </w:r>
+      <w:r>
+        <w:rPr>
+          <w:rFonts w:hint="eastAsia"/>
+          <w:color w:val="000000" w:themeColor="text1"/>
+        </w:rPr>
+        <w:t>→员工确认→</w:t>
+      </w:r>
+      <w:r>
+        <w:rPr>
+          <w:rFonts w:hint="eastAsia"/>
+          <w:color w:val="000000" w:themeColor="text1"/>
+        </w:rPr>
+        <w:t>回传确认人及确认时间至夏谷对应记录，并单行锁定</w:t>
+      </w:r>
+      <w:r>
+        <w:rPr>
+          <w:rFonts w:hint="eastAsia"/>
+          <w:color w:val="000000" w:themeColor="text1"/>
+        </w:rPr>
         <w:t>；</w:t>
       </w:r>
       <w:r>
         <w:rPr>
           <w:rFonts w:hint="eastAsia"/>
-        </w:rPr>
-        <w:t>每个环节审批均在</w:t>
-      </w:r>
-      <w:r>
+          <w:color w:val="000000" w:themeColor="text1"/>
+        </w:rPr>
+        <w:t>员工如果</w:t>
+      </w:r>
+      <w:r>
+        <w:rPr>
+          <w:color w:val="000000" w:themeColor="text1"/>
+        </w:rPr>
         <w:t>1</w:t>
       </w:r>
       <w:r>
-        <w:t>天内未完成审批，未审批的环节超过</w:t>
-      </w:r>
-      <w:r>
+        <w:rPr>
+          <w:color w:val="000000" w:themeColor="text1"/>
+        </w:rPr>
+        <w:t>天未完成确认，</w:t>
+      </w:r>
+      <w:r>
+        <w:rPr>
+          <w:rFonts w:hint="eastAsia"/>
+          <w:color w:val="000000" w:themeColor="text1"/>
+        </w:rPr>
+        <w:t>提醒</w:t>
+      </w:r>
+      <w:r>
+        <w:rPr>
+          <w:color w:val="000000" w:themeColor="text1"/>
+        </w:rPr>
+        <w:t>至直接上级</w:t>
+      </w:r>
+      <w:r>
+        <w:rPr>
+          <w:rFonts w:hint="eastAsia"/>
+          <w:color w:val="000000" w:themeColor="text1"/>
+        </w:rPr>
+        <w:t>，</w:t>
+      </w:r>
+      <w:r>
+        <w:rPr>
+          <w:color w:val="000000" w:themeColor="text1"/>
+        </w:rPr>
+        <w:t>超过</w:t>
+      </w:r>
+      <w:r>
+        <w:rPr>
+          <w:color w:val="000000" w:themeColor="text1"/>
+        </w:rPr>
+        <w:t>3</w:t>
+      </w:r>
+      <w:r>
+        <w:rPr>
+          <w:color w:val="000000" w:themeColor="text1"/>
+        </w:rPr>
+        <w:t>天默认确认。</w:t>
+      </w:r>
+    </w:p>
+    <w:p>
+      <w:pPr>
+        <w:ind w:left="210" w:right="210" w:firstLine="420"/>
+        <w:rPr>
+          <w:color w:val="000000" w:themeColor="text1"/>
+        </w:rPr>
+      </w:pPr>
+      <w:r>
+        <w:rPr>
+          <w:color w:val="000000" w:themeColor="text1"/>
+        </w:rPr>
+        <w:t>工资查询</w:t>
+      </w:r>
+      <w:r>
+        <w:rPr>
+          <w:rFonts w:hint="eastAsia"/>
+          <w:color w:val="000000" w:themeColor="text1"/>
+        </w:rPr>
+        <w:t>（包括奖惩）：用于员工随时查询自己的工资明细，未完成工资核算的月份查询时显示“正在核算中”。</w:t>
+      </w:r>
+    </w:p>
+    <w:p>
+      <w:pPr>
+        <w:ind w:left="210" w:right="210" w:firstLine="420"/>
+        <w:rPr>
+          <w:color w:val="000000" w:themeColor="text1"/>
+        </w:rPr>
+      </w:pPr>
+      <w:r>
+        <w:rPr>
+          <w:rFonts w:hint="eastAsia"/>
+          <w:color w:val="000000" w:themeColor="text1"/>
+        </w:rPr>
+        <w:t>考勤确认：</w:t>
+      </w:r>
+      <w:r>
+        <w:rPr>
+          <w:rFonts w:hint="eastAsia"/>
+          <w:color w:val="000000" w:themeColor="text1"/>
+        </w:rPr>
+        <w:t>适用于员工线上确认上月考勤，具体环节为：定时任务发起月度考勤确认</w:t>
+      </w:r>
+      <w:r>
+        <w:rPr>
+          <w:rFonts w:hint="eastAsia"/>
+          <w:color w:val="000000" w:themeColor="text1"/>
+        </w:rPr>
+        <w:t>→员工</w:t>
+      </w:r>
+      <w:r>
+        <w:rPr>
+          <w:rFonts w:hint="eastAsia"/>
+          <w:color w:val="000000" w:themeColor="text1"/>
+        </w:rPr>
+        <w:t>确认</w:t>
+      </w:r>
+      <w:r>
+        <w:rPr>
+          <w:rFonts w:hint="eastAsia"/>
+          <w:color w:val="000000" w:themeColor="text1"/>
+        </w:rPr>
+        <w:t>→</w:t>
+      </w:r>
+      <w:r>
+        <w:rPr>
+          <w:rFonts w:hint="eastAsia"/>
+          <w:color w:val="000000" w:themeColor="text1"/>
+        </w:rPr>
+        <w:t>回传确认人及确认时间至夏谷对应记录，并单行锁定</w:t>
+      </w:r>
+      <w:r>
+        <w:rPr>
+          <w:rFonts w:hint="eastAsia"/>
+          <w:color w:val="000000" w:themeColor="text1"/>
+        </w:rPr>
+        <w:t>；</w:t>
+      </w:r>
+      <w:r>
+        <w:rPr>
+          <w:rFonts w:hint="eastAsia"/>
+          <w:color w:val="000000" w:themeColor="text1"/>
+        </w:rPr>
+        <w:t>；</w:t>
+      </w:r>
+      <w:r>
+        <w:rPr>
+          <w:rFonts w:hint="eastAsia"/>
+          <w:color w:val="000000" w:themeColor="text1"/>
+        </w:rPr>
+        <w:t>员工如果</w:t>
+      </w:r>
+      <w:r>
+        <w:rPr>
+          <w:color w:val="000000" w:themeColor="text1"/>
+        </w:rPr>
         <w:t>1</w:t>
       </w:r>
       <w:r>
-        <w:t>天</w:t>
-      </w:r>
-      <w:r>
-        <w:rPr>
-          <w:rFonts w:hint="eastAsia"/>
-        </w:rPr>
-        <w:t>再次</w:t>
-      </w:r>
-      <w:r>
-        <w:t>推送消息提醒至其待办</w:t>
-      </w:r>
-      <w:r>
-        <w:rPr>
-          <w:rFonts w:hint="eastAsia"/>
+        <w:rPr>
+          <w:color w:val="000000" w:themeColor="text1"/>
+        </w:rPr>
+        <w:t>天未完成确认，</w:t>
+      </w:r>
+      <w:r>
+        <w:rPr>
+          <w:rFonts w:hint="eastAsia"/>
+          <w:color w:val="000000" w:themeColor="text1"/>
+        </w:rPr>
+        <w:t>提醒</w:t>
+      </w:r>
+      <w:r>
+        <w:rPr>
+          <w:color w:val="000000" w:themeColor="text1"/>
+        </w:rPr>
+        <w:t>至直接上级</w:t>
+      </w:r>
+      <w:r>
+        <w:rPr>
+          <w:rFonts w:hint="eastAsia"/>
+          <w:color w:val="000000" w:themeColor="text1"/>
+        </w:rPr>
+        <w:t>，</w:t>
+      </w:r>
+      <w:r>
+        <w:rPr>
+          <w:color w:val="000000" w:themeColor="text1"/>
+        </w:rPr>
+        <w:t>超过</w:t>
+      </w:r>
+      <w:r>
+        <w:rPr>
+          <w:color w:val="000000" w:themeColor="text1"/>
+        </w:rPr>
+        <w:t>3</w:t>
+      </w:r>
+      <w:r>
+        <w:rPr>
+          <w:color w:val="000000" w:themeColor="text1"/>
+        </w:rPr>
+        <w:t>天默认确认。</w:t>
+      </w:r>
+    </w:p>
+    <w:p>
+      <w:pPr>
+        <w:ind w:left="210" w:right="210" w:firstLine="420"/>
+        <w:rPr>
+          <w:color w:val="000000" w:themeColor="text1"/>
+        </w:rPr>
+      </w:pPr>
+      <w:r>
+        <w:rPr>
+          <w:color w:val="000000" w:themeColor="text1"/>
+        </w:rPr>
+        <w:t>考勤查询</w:t>
+      </w:r>
+      <w:r>
+        <w:rPr>
+          <w:rFonts w:hint="eastAsia"/>
+          <w:color w:val="000000" w:themeColor="text1"/>
+        </w:rPr>
+        <w:t>：用于员工随时查询自己的考勤，包括</w:t>
+      </w:r>
+      <w:r>
+        <w:rPr>
+          <w:rFonts w:hint="eastAsia"/>
+          <w:color w:val="000000" w:themeColor="text1"/>
+        </w:rPr>
+        <w:t>应出勤天数、实际出勤天数、请假天数，未打卡缺勤天数、旷工天数、迟到</w:t>
+      </w:r>
+      <w:r>
+        <w:rPr>
+          <w:color w:val="000000" w:themeColor="text1"/>
+        </w:rPr>
+        <w:t>/</w:t>
+      </w:r>
+      <w:r>
+        <w:rPr>
+          <w:color w:val="000000" w:themeColor="text1"/>
+        </w:rPr>
+        <w:t>早退记缺勤天数</w:t>
+      </w:r>
+      <w:r>
+        <w:rPr>
+          <w:rFonts w:hint="eastAsia"/>
+          <w:color w:val="000000" w:themeColor="text1"/>
         </w:rPr>
         <w:t>。</w:t>
       </w:r>
     </w:p>
     <w:p>
       <w:pPr>
-        <w:ind w:left="210" w:right="210" w:firstLine="422"/>
-      </w:pPr>
-      <w:r>
-        <w:rPr>
-          <w:rFonts w:hint="eastAsia"/>
-          <w:b/>
-        </w:rPr>
-        <w:t>销假流程：</w:t>
-      </w:r>
-      <w:r>
-        <w:rPr>
-          <w:rFonts w:hint="eastAsia"/>
-        </w:rPr>
-        <w:t>适用于员工假期未使用或未用完办理销假，具体环节为：</w:t>
-      </w:r>
-      <w:r>
-        <w:rPr>
-          <w:rFonts w:hint="eastAsia"/>
-        </w:rPr>
-        <w:t>员工发起</w:t>
-      </w:r>
-      <w:r>
-        <w:rPr>
-          <w:rFonts w:hint="eastAsia"/>
-        </w:rPr>
-        <w:t>→</w:t>
-      </w:r>
-      <w:r>
-        <w:rPr>
-          <w:rFonts w:hint="eastAsia"/>
-        </w:rPr>
-        <w:t>直接上级审批后</w:t>
-      </w:r>
-      <w:r>
-        <w:rPr>
-          <w:rFonts w:hint="eastAsia"/>
-        </w:rPr>
-        <w:t>→</w:t>
-      </w:r>
-      <w:r>
-        <w:t>自动同步至夏谷人事系统</w:t>
-      </w:r>
-      <w:r>
-        <w:rPr>
-          <w:rFonts w:hint="eastAsia"/>
-        </w:rPr>
-        <w:t>【考勤管理</w:t>
-      </w:r>
-      <w:r>
-        <w:t>-</w:t>
-      </w:r>
-      <w:r>
-        <w:rPr>
-          <w:rFonts w:hint="eastAsia"/>
-        </w:rPr>
-        <w:t>请假</w:t>
-      </w:r>
-      <w:r>
-        <w:t>管理】</w:t>
-      </w:r>
-      <w:r>
-        <w:rPr>
-          <w:rFonts w:hint="eastAsia"/>
-        </w:rPr>
-        <w:t>（同时</w:t>
-      </w:r>
-      <w:r>
-        <w:rPr>
-          <w:rFonts w:hint="eastAsia"/>
-        </w:rPr>
-        <w:t>抄送人事专员</w:t>
-      </w:r>
-      <w:r>
-        <w:rPr>
-          <w:rFonts w:hint="eastAsia"/>
-        </w:rPr>
-        <w:t>）</w:t>
-      </w:r>
-      <w:r>
-        <w:t>。</w:t>
-      </w:r>
-    </w:p>
-    <w:p>
-      <w:pPr>
         <w:ind w:left="210" w:right="210" w:firstLine="420"/>
-      </w:pPr>
-    </w:p>
-    <w:p>
-      <w:pPr>
-        <w:ind w:left="210" w:right="210" w:firstLine="422"/>
-      </w:pPr>
-      <w:r>
-        <w:rPr>
-          <w:b/>
-        </w:rPr>
-        <w:t>异动板块</w:t>
-      </w:r>
-    </w:p>
-    <w:p>
-      <w:pPr>
-        <w:ind w:left="210" w:right="210" w:firstLine="422"/>
-      </w:pPr>
-      <w:r>
-        <w:rPr>
-          <w:rFonts w:hint="eastAsia"/>
-          <w:b/>
-        </w:rPr>
-        <w:t>入职</w:t>
-      </w:r>
-      <w:r>
-        <w:rPr>
-          <w:rFonts w:hint="eastAsia"/>
-          <w:b/>
-        </w:rPr>
-        <w:t>指引</w:t>
-      </w:r>
-      <w:r>
-        <w:rPr>
-          <w:rFonts w:hint="eastAsia"/>
-          <w:b/>
+        <w:rPr>
+          <w:color w:val="000000" w:themeColor="text1"/>
+        </w:rPr>
+      </w:pPr>
+      <w:r>
+        <w:rPr>
+          <w:color w:val="000000" w:themeColor="text1"/>
+        </w:rPr>
+        <w:t>扣款确认</w:t>
+      </w:r>
+      <w:r>
+        <w:rPr>
+          <w:rFonts w:hint="eastAsia"/>
+          <w:color w:val="000000" w:themeColor="text1"/>
         </w:rPr>
         <w:t>：</w:t>
       </w:r>
@@ -2183,994 +3160,64 @@
           <w:rFonts w:hint="eastAsia"/>
           <w:color w:val="000000" w:themeColor="text1"/>
         </w:rPr>
-        <w:t>适用于工厂新员工入职办理、岗前指引与规范管理</w:t>
+        <w:t>适用于员工线上确认上月扣款明细，具体环节为：定时任务发起月度扣款明细确认</w:t>
       </w:r>
       <w:r>
         <w:rPr>
           <w:rFonts w:hint="eastAsia"/>
           <w:color w:val="000000" w:themeColor="text1"/>
         </w:rPr>
-        <w:t>。</w:t>
-      </w:r>
-    </w:p>
-    <w:p>
-      <w:pPr>
-        <w:ind w:left="210" w:right="210" w:firstLine="422"/>
-      </w:pPr>
-      <w:r>
-        <w:rPr>
-          <w:rFonts w:hint="eastAsia"/>
-          <w:b/>
-        </w:rPr>
-        <w:t>调动流程：</w:t>
-      </w:r>
-      <w:r>
-        <w:rPr>
-          <w:rFonts w:hint="eastAsia"/>
-        </w:rPr>
-        <w:t>适用于员工在工厂内部或跨工厂的组织归属变动</w:t>
-      </w:r>
-      <w:r>
-        <w:rPr>
-          <w:rFonts w:hint="eastAsia"/>
-        </w:rPr>
-        <w:t>，不包括员工晋升管理及管理降级为员工</w:t>
-      </w:r>
-      <w:r>
-        <w:rPr>
-          <w:rFonts w:hint="eastAsia"/>
-        </w:rPr>
-        <w:t>，具体环节为：</w:t>
-      </w:r>
-    </w:p>
-    <w:p>
-      <w:pPr>
-        <w:ind w:left="210" w:right="210" w:firstLine="420"/>
-      </w:pPr>
-      <w:r>
-        <w:rPr>
-          <w:rFonts w:hint="eastAsia"/>
-        </w:rPr>
-        <w:t>工厂</w:t>
-      </w:r>
-      <w:r>
-        <w:t>/</w:t>
-      </w:r>
-      <w:r>
-        <w:t>中心内调动：调出工厂</w:t>
-      </w:r>
-      <w:r>
-        <w:t>/</w:t>
-      </w:r>
-      <w:r>
-        <w:t>中心人事专员</w:t>
-      </w:r>
-      <w:r>
-        <w:t>→</w:t>
-      </w:r>
-      <w:r>
-        <w:t>员工本人确认</w:t>
-      </w:r>
-      <w:r>
-        <w:t>→</w:t>
-      </w:r>
-      <w:r>
-        <w:t>原直接上级</w:t>
-      </w:r>
-      <w:r>
-        <w:t>→</w:t>
-      </w:r>
-      <w:r>
-        <w:t>原部门经理</w:t>
-      </w:r>
-      <w:r>
-        <w:t>→</w:t>
-      </w:r>
-      <w:r>
-        <w:t>现直接上级</w:t>
-      </w:r>
-      <w:r>
-        <w:t>→</w:t>
-      </w:r>
-      <w:r>
-        <w:t>现部门经理</w:t>
-      </w:r>
-      <w:r>
-        <w:t>→</w:t>
-      </w:r>
-      <w:r>
-        <w:t>工厂</w:t>
-      </w:r>
-      <w:r>
-        <w:t>/</w:t>
-      </w:r>
-      <w:r>
-        <w:t>中心负责人；</w:t>
-      </w:r>
-    </w:p>
-    <w:p>
-      <w:pPr>
-        <w:ind w:left="210" w:right="210" w:firstLine="420"/>
-      </w:pPr>
-      <w:r>
-        <w:rPr>
-          <w:rFonts w:hint="eastAsia"/>
-        </w:rPr>
-        <w:t>跨工厂</w:t>
-      </w:r>
-      <w:r>
-        <w:t>/</w:t>
-      </w:r>
-      <w:r>
-        <w:t>中心调动：调出人资</w:t>
-      </w:r>
-      <w:r>
-        <w:t>BP</w:t>
-      </w:r>
-      <w:r>
-        <w:t>发起</w:t>
-      </w:r>
-      <w:r>
-        <w:t>→</w:t>
-      </w:r>
-      <w:r>
-        <w:t>员工本人确认</w:t>
-      </w:r>
-      <w:r>
-        <w:t>→</w:t>
-      </w:r>
-      <w:r>
-        <w:t>原直接上级</w:t>
-      </w:r>
-      <w:r>
-        <w:t>→</w:t>
-      </w:r>
-      <w:r>
-        <w:t>原部门经理</w:t>
-      </w:r>
-      <w:r>
-        <w:t>→</w:t>
-      </w:r>
-      <w:r>
-        <w:t>原工厂</w:t>
-      </w:r>
-      <w:r>
-        <w:t>/</w:t>
-      </w:r>
-      <w:r>
-        <w:t>中心负责人</w:t>
-      </w:r>
-      <w:r>
-        <w:t>→</w:t>
-      </w:r>
-      <w:r>
-        <w:t>现直接上级</w:t>
-      </w:r>
-      <w:r>
-        <w:t>→</w:t>
-      </w:r>
-      <w:r>
-        <w:t>现部门经理</w:t>
-      </w:r>
-      <w:r>
-        <w:t>→</w:t>
-      </w:r>
-      <w:r>
-        <w:t>调入人资</w:t>
-      </w:r>
-      <w:r>
-        <w:t>BP</w:t>
-      </w:r>
-      <w:r>
-        <w:t>负责人</w:t>
-      </w:r>
-      <w:r>
-        <w:t>→</w:t>
-      </w:r>
-      <w:r>
-        <w:t>现工厂</w:t>
-      </w:r>
-      <w:r>
-        <w:t>/</w:t>
-      </w:r>
-      <w:r>
-        <w:t>中心负责人</w:t>
-      </w:r>
-      <w:r>
-        <w:t>→</w:t>
-      </w:r>
-      <w:r>
-        <w:t>制造人资负责人</w:t>
-      </w:r>
-      <w:r>
-        <w:t>→</w:t>
-      </w:r>
-      <w:r>
-        <w:t>事业部总经理；</w:t>
-      </w:r>
-    </w:p>
-    <w:p>
-      <w:pPr>
-        <w:ind w:left="210" w:right="210" w:firstLine="420"/>
-        <w:rPr>
-          <w:b/>
-        </w:rPr>
-      </w:pPr>
-      <w:r>
-        <w:t xml:space="preserve"> </w:t>
-      </w:r>
-      <w:r>
-        <w:rPr>
-          <w:rFonts w:hint="eastAsia"/>
-          <w:b/>
-        </w:rPr>
-        <w:t>离职流程：</w:t>
-      </w:r>
-    </w:p>
-    <w:p>
-      <w:pPr>
-        <w:ind w:left="210" w:right="210" w:firstLine="422"/>
-        <w:rPr>
-          <w:b/>
-        </w:rPr>
-      </w:pPr>
-      <w:r>
-        <w:rPr>
-          <w:b/>
-        </w:rPr>
-        <w:t>离职申请</w:t>
-      </w:r>
-      <w:r>
-        <w:rPr>
-          <w:rFonts w:hint="eastAsia"/>
-          <w:b/>
-        </w:rPr>
-        <w:t>：</w:t>
-      </w:r>
-      <w:r>
-        <w:rPr>
-          <w:rFonts w:hint="eastAsia"/>
-        </w:rPr>
-        <w:t>适用于</w:t>
-      </w:r>
-      <w:r>
-        <w:rPr>
-          <w:rFonts w:hint="eastAsia"/>
+        <w:t>→员工确认，员工如果</w:t>
+      </w:r>
+      <w:r>
+        <w:rPr>
           <w:color w:val="000000" w:themeColor="text1"/>
         </w:rPr>
-        <w:t>员工办理离职申请</w:t>
-      </w:r>
-      <w:r>
-        <w:rPr>
-          <w:rFonts w:hint="eastAsia"/>
+        <w:t>1</w:t>
+      </w:r>
+      <w:r>
+        <w:rPr>
           <w:color w:val="000000" w:themeColor="text1"/>
         </w:rPr>
-        <w:t>，具体环节为：</w:t>
+        <w:t>天未完成确认，</w:t>
       </w:r>
       <w:r>
         <w:rPr>
           <w:rFonts w:hint="eastAsia"/>
           <w:color w:val="000000" w:themeColor="text1"/>
         </w:rPr>
-        <w:t>员工发起→直接上级→部门经理→人资</w:t>
+        <w:t>提醒</w:t>
       </w:r>
       <w:r>
         <w:rPr>
           <w:color w:val="000000" w:themeColor="text1"/>
         </w:rPr>
-        <w:t>BP</w:t>
-      </w:r>
-      <w:r>
-        <w:rPr>
+        <w:t>至直接上级</w:t>
+      </w:r>
+      <w:r>
+        <w:rPr>
+          <w:rFonts w:hint="eastAsia"/>
           <w:color w:val="000000" w:themeColor="text1"/>
         </w:rPr>
-        <w:t>负责人</w:t>
+        <w:t>，</w:t>
       </w:r>
       <w:r>
         <w:rPr>
           <w:color w:val="000000" w:themeColor="text1"/>
         </w:rPr>
-        <w:t>→</w:t>
+        <w:t>超过</w:t>
       </w:r>
       <w:r>
         <w:rPr>
           <w:color w:val="000000" w:themeColor="text1"/>
         </w:rPr>
-        <w:t>工厂</w:t>
+        <w:t>3</w:t>
       </w:r>
       <w:r>
         <w:rPr>
           <w:color w:val="000000" w:themeColor="text1"/>
         </w:rPr>
-        <w:t>/</w:t>
-      </w:r>
-      <w:r>
-        <w:rPr>
-          <w:color w:val="000000" w:themeColor="text1"/>
-        </w:rPr>
-        <w:t>中心负责人（抄送给到人事专员）</w:t>
-      </w:r>
-    </w:p>
-    <w:p>
-      <w:pPr>
-        <w:ind w:left="210" w:right="210" w:firstLine="422"/>
-        <w:rPr>
-          <w:color w:val="FF0000"/>
-        </w:rPr>
-      </w:pPr>
-      <w:r>
-        <w:rPr>
-          <w:rFonts w:hint="eastAsia"/>
-          <w:b/>
-          <w:color w:val="000000" w:themeColor="text1"/>
-        </w:rPr>
-        <w:t>离职手续办理：</w:t>
-      </w:r>
-      <w:r>
-        <w:rPr>
-          <w:rFonts w:hint="eastAsia"/>
-          <w:color w:val="000000" w:themeColor="text1"/>
-        </w:rPr>
-        <w:t>适用于</w:t>
-      </w:r>
-      <w:r>
-        <w:rPr>
-          <w:rFonts w:hint="eastAsia"/>
-          <w:color w:val="000000" w:themeColor="text1"/>
-        </w:rPr>
-        <w:t>员工</w:t>
-      </w:r>
-      <w:r>
-        <w:rPr>
-          <w:rFonts w:hint="eastAsia"/>
-          <w:color w:val="000000" w:themeColor="text1"/>
-        </w:rPr>
-        <w:t>离职当天办理离职手续</w:t>
-      </w:r>
-      <w:r>
-        <w:rPr>
-          <w:rFonts w:hint="eastAsia"/>
-          <w:color w:val="000000" w:themeColor="text1"/>
-        </w:rPr>
-        <w:t>，具体环节为：</w:t>
-      </w:r>
-      <w:r>
-        <w:rPr>
-          <w:rFonts w:hint="eastAsia"/>
-          <w:color w:val="000000" w:themeColor="text1"/>
-        </w:rPr>
-        <w:t>人事专员发起→员工确认→直接上级确认（材料扣款等）→人资</w:t>
-      </w:r>
-      <w:r>
-        <w:rPr>
-          <w:color w:val="000000" w:themeColor="text1"/>
-        </w:rPr>
-        <w:t>/</w:t>
-      </w:r>
-      <w:r>
-        <w:rPr>
-          <w:color w:val="000000" w:themeColor="text1"/>
-        </w:rPr>
-        <w:t>行政各个窗口人员办理（抄送各工厂薪酬专员）</w:t>
-      </w:r>
-      <w:r>
-        <w:rPr>
-          <w:color w:val="000000" w:themeColor="text1"/>
-        </w:rPr>
-        <w:t>→</w:t>
-      </w:r>
-      <w:r>
-        <w:rPr>
-          <w:rFonts w:hint="eastAsia"/>
-          <w:color w:val="000000" w:themeColor="text1"/>
-        </w:rPr>
-        <w:t>回传</w:t>
-      </w:r>
-      <w:r>
-        <w:rPr>
-          <w:color w:val="000000" w:themeColor="text1"/>
-        </w:rPr>
-        <w:t>夏谷离职生效</w:t>
-      </w:r>
-      <w:r>
-        <w:rPr>
-          <w:color w:val="000000" w:themeColor="text1"/>
-        </w:rPr>
-        <w:t>同时触发电子签</w:t>
-      </w:r>
-      <w:r>
-        <w:rPr>
-          <w:color w:val="000000" w:themeColor="text1"/>
-        </w:rPr>
-        <w:t>约</w:t>
-      </w:r>
-      <w:r>
-        <w:rPr>
-          <w:color w:val="000000" w:themeColor="text1"/>
-        </w:rPr>
-        <w:t>流程</w:t>
-      </w:r>
-      <w:r>
-        <w:rPr>
-          <w:color w:val="000000" w:themeColor="text1"/>
-        </w:rPr>
-        <w:t>。</w:t>
-      </w:r>
-    </w:p>
-    <w:p>
-      <w:pPr>
-        <w:ind w:left="210" w:right="210" w:firstLine="420"/>
-      </w:pPr>
-    </w:p>
-    <w:p>
-      <w:pPr>
-        <w:ind w:left="210" w:right="210" w:firstLine="422"/>
-      </w:pPr>
-      <w:r>
-        <w:rPr>
-          <w:b/>
-        </w:rPr>
-        <w:t>其他板块</w:t>
-      </w:r>
-    </w:p>
-    <w:p>
-      <w:pPr>
-        <w:ind w:left="210" w:right="210" w:firstLine="422"/>
-        <w:rPr>
-          <w:color w:val="000000" w:themeColor="text1"/>
-        </w:rPr>
-      </w:pPr>
-      <w:r>
-        <w:rPr>
-          <w:rFonts w:hint="eastAsia"/>
-          <w:b/>
-        </w:rPr>
-        <w:t>工</w:t>
-      </w:r>
-      <w:r>
-        <w:rPr>
-          <w:rFonts w:hint="eastAsia"/>
-          <w:b/>
-        </w:rPr>
-        <w:t>牌补办</w:t>
-      </w:r>
-      <w:r>
-        <w:rPr>
-          <w:rFonts w:hint="eastAsia"/>
-          <w:b/>
-        </w:rPr>
-        <w:t>/</w:t>
-      </w:r>
-      <w:r>
-        <w:rPr>
-          <w:rFonts w:hint="eastAsia"/>
-          <w:b/>
-        </w:rPr>
-        <w:t>厂服</w:t>
-      </w:r>
-      <w:r>
-        <w:rPr>
-          <w:rFonts w:hint="eastAsia"/>
-          <w:b/>
-        </w:rPr>
-        <w:t>补领</w:t>
-      </w:r>
-      <w:r>
-        <w:rPr>
-          <w:rFonts w:hint="eastAsia"/>
-          <w:b/>
-        </w:rPr>
-        <w:t>流程：</w:t>
-      </w:r>
-      <w:r>
-        <w:rPr>
-          <w:rFonts w:hint="eastAsia"/>
-          <w:color w:val="000000" w:themeColor="text1"/>
-        </w:rPr>
-        <w:t>适用于员工</w:t>
-      </w:r>
-      <w:r>
-        <w:rPr>
-          <w:rFonts w:hint="eastAsia"/>
-          <w:color w:val="000000" w:themeColor="text1"/>
-        </w:rPr>
-        <w:t>工牌</w:t>
-      </w:r>
-      <w:r>
-        <w:rPr>
-          <w:color w:val="000000" w:themeColor="text1"/>
-        </w:rPr>
-        <w:t>/</w:t>
-      </w:r>
-      <w:r>
-        <w:rPr>
-          <w:color w:val="000000" w:themeColor="text1"/>
-        </w:rPr>
-        <w:t>厂服的补领</w:t>
-      </w:r>
-      <w:r>
-        <w:rPr>
-          <w:rFonts w:hint="eastAsia"/>
-          <w:color w:val="000000" w:themeColor="text1"/>
-        </w:rPr>
-        <w:t>，具体环节为：</w:t>
-      </w:r>
-      <w:r>
-        <w:rPr>
-          <w:rFonts w:hint="eastAsia"/>
-          <w:color w:val="000000" w:themeColor="text1"/>
-        </w:rPr>
-        <w:t>员工发起→上级审批（组长</w:t>
-      </w:r>
-      <w:r>
-        <w:rPr>
-          <w:color w:val="000000" w:themeColor="text1"/>
-        </w:rPr>
-        <w:t>/</w:t>
-      </w:r>
-      <w:r>
-        <w:rPr>
-          <w:color w:val="000000" w:themeColor="text1"/>
-        </w:rPr>
-        <w:t>经理即可）</w:t>
-      </w:r>
-      <w:r>
-        <w:rPr>
-          <w:color w:val="000000" w:themeColor="text1"/>
-        </w:rPr>
-        <w:t>→HR</w:t>
-      </w:r>
-      <w:r>
-        <w:rPr>
-          <w:color w:val="000000" w:themeColor="text1"/>
-        </w:rPr>
-        <w:t>填写待扣金额</w:t>
-      </w:r>
-      <w:r>
-        <w:rPr>
-          <w:color w:val="000000" w:themeColor="text1"/>
-        </w:rPr>
-        <w:t>→HR/</w:t>
-      </w:r>
-      <w:r>
-        <w:rPr>
-          <w:color w:val="000000" w:themeColor="text1"/>
-        </w:rPr>
-        <w:t>总仓给予物资发放</w:t>
-      </w:r>
-      <w:r>
-        <w:rPr>
-          <w:color w:val="000000" w:themeColor="text1"/>
-        </w:rPr>
-        <w:t>→</w:t>
-      </w:r>
-      <w:r>
-        <w:rPr>
-          <w:color w:val="000000" w:themeColor="text1"/>
-        </w:rPr>
-        <w:t>员工本人确认扣款金额</w:t>
-      </w:r>
-      <w:r>
-        <w:rPr>
-          <w:color w:val="000000" w:themeColor="text1"/>
-        </w:rPr>
-        <w:t>→</w:t>
-      </w:r>
-      <w:r>
-        <w:rPr>
-          <w:rFonts w:hint="eastAsia"/>
-          <w:color w:val="000000" w:themeColor="text1"/>
-        </w:rPr>
-        <w:t>回传</w:t>
-      </w:r>
-      <w:r>
-        <w:rPr>
-          <w:color w:val="000000" w:themeColor="text1"/>
-        </w:rPr>
-        <w:t>夏谷系统完成扣款</w:t>
-      </w:r>
-      <w:r>
-        <w:rPr>
-          <w:color w:val="000000" w:themeColor="text1"/>
-        </w:rPr>
-        <w:t>。</w:t>
-      </w:r>
-    </w:p>
-    <w:p>
-      <w:pPr>
-        <w:ind w:left="210" w:right="210" w:firstLine="420"/>
-        <w:rPr>
-          <w:color w:val="000000" w:themeColor="text1"/>
-        </w:rPr>
-      </w:pPr>
-      <w:r>
-        <w:rPr>
-          <w:rFonts w:hint="eastAsia"/>
-          <w:color w:val="000000" w:themeColor="text1"/>
-        </w:rPr>
-        <w:t>考勤确认：</w:t>
-      </w:r>
-      <w:r>
-        <w:rPr>
-          <w:rFonts w:hint="eastAsia"/>
-          <w:color w:val="000000" w:themeColor="text1"/>
-        </w:rPr>
-        <w:t>适用于员工线上确认上月考勤，具体环节为：定时任务发起月度考勤确认</w:t>
-      </w:r>
-      <w:r>
-        <w:rPr>
-          <w:rFonts w:hint="eastAsia"/>
-          <w:color w:val="000000" w:themeColor="text1"/>
-        </w:rPr>
-        <w:t>→员工</w:t>
-      </w:r>
-      <w:r>
-        <w:rPr>
-          <w:rFonts w:hint="eastAsia"/>
-          <w:color w:val="000000" w:themeColor="text1"/>
-        </w:rPr>
-        <w:t>确认；</w:t>
-      </w:r>
-      <w:r>
-        <w:rPr>
-          <w:rFonts w:hint="eastAsia"/>
-          <w:color w:val="000000" w:themeColor="text1"/>
-        </w:rPr>
-        <w:t>员工如果</w:t>
-      </w:r>
-      <w:r>
-        <w:rPr>
-          <w:color w:val="000000" w:themeColor="text1"/>
-        </w:rPr>
-        <w:t>1</w:t>
-      </w:r>
-      <w:r>
-        <w:rPr>
-          <w:color w:val="000000" w:themeColor="text1"/>
-        </w:rPr>
-        <w:t>天未完成确认，</w:t>
-      </w:r>
-      <w:r>
-        <w:rPr>
-          <w:rFonts w:hint="eastAsia"/>
-          <w:color w:val="000000" w:themeColor="text1"/>
-        </w:rPr>
-        <w:t>提醒</w:t>
-      </w:r>
-      <w:r>
-        <w:rPr>
-          <w:color w:val="000000" w:themeColor="text1"/>
-        </w:rPr>
-        <w:t>至直接上级</w:t>
-      </w:r>
-      <w:r>
-        <w:rPr>
-          <w:rFonts w:hint="eastAsia"/>
-          <w:color w:val="000000" w:themeColor="text1"/>
-        </w:rPr>
-        <w:t>，</w:t>
-      </w:r>
-      <w:r>
-        <w:rPr>
-          <w:color w:val="000000" w:themeColor="text1"/>
-        </w:rPr>
-        <w:t>超过</w:t>
-      </w:r>
-      <w:r>
-        <w:rPr>
-          <w:color w:val="000000" w:themeColor="text1"/>
-        </w:rPr>
-        <w:t>3</w:t>
-      </w:r>
-      <w:r>
-        <w:rPr>
-          <w:color w:val="000000" w:themeColor="text1"/>
-        </w:rPr>
         <w:t>天默认确认。</w:t>
-      </w:r>
-      <w:r>
-        <w:rPr>
-          <w:rFonts w:hint="eastAsia"/>
-          <w:color w:val="000000" w:themeColor="text1"/>
-          <w:highlight w:val="yellow"/>
-        </w:rPr>
-        <w:t>【是否需要回传夏谷已确认的状态</w:t>
-      </w:r>
-      <w:r>
-        <w:rPr>
-          <w:rFonts w:hint="eastAsia"/>
-          <w:color w:val="000000" w:themeColor="text1"/>
-          <w:highlight w:val="yellow"/>
-        </w:rPr>
-        <w:t>及确认时间、确认人，用于考勤关账</w:t>
-      </w:r>
-      <w:r>
-        <w:rPr>
-          <w:rFonts w:hint="eastAsia"/>
-          <w:color w:val="000000" w:themeColor="text1"/>
-          <w:highlight w:val="yellow"/>
-        </w:rPr>
-        <w:t>】</w:t>
-      </w:r>
-    </w:p>
-    <w:p>
-      <w:pPr>
-        <w:ind w:left="210" w:right="210" w:firstLine="420"/>
-        <w:rPr>
-          <w:color w:val="000000" w:themeColor="text1"/>
-        </w:rPr>
-      </w:pPr>
-      <w:r>
-        <w:rPr>
-          <w:color w:val="000000" w:themeColor="text1"/>
-        </w:rPr>
-        <w:t>扣款确认</w:t>
-      </w:r>
-      <w:r>
-        <w:rPr>
-          <w:rFonts w:hint="eastAsia"/>
-          <w:color w:val="000000" w:themeColor="text1"/>
-        </w:rPr>
-        <w:t>：</w:t>
-      </w:r>
-      <w:r>
-        <w:rPr>
-          <w:rFonts w:hint="eastAsia"/>
-          <w:color w:val="000000" w:themeColor="text1"/>
-        </w:rPr>
-        <w:t>适用于员工线上确认上月扣款明细，具体环节为：定时任务发起月度扣款明细确认</w:t>
-      </w:r>
-      <w:r>
-        <w:rPr>
-          <w:rFonts w:hint="eastAsia"/>
-          <w:color w:val="000000" w:themeColor="text1"/>
-        </w:rPr>
-        <w:t>→员工确认，员工如果</w:t>
-      </w:r>
-      <w:r>
-        <w:rPr>
-          <w:color w:val="000000" w:themeColor="text1"/>
-        </w:rPr>
-        <w:t>1</w:t>
-      </w:r>
-      <w:r>
-        <w:rPr>
-          <w:color w:val="000000" w:themeColor="text1"/>
-        </w:rPr>
-        <w:t>天未完成确认，</w:t>
-      </w:r>
-      <w:r>
-        <w:rPr>
-          <w:rFonts w:hint="eastAsia"/>
-          <w:color w:val="000000" w:themeColor="text1"/>
-        </w:rPr>
-        <w:t>提醒</w:t>
-      </w:r>
-      <w:r>
-        <w:rPr>
-          <w:color w:val="000000" w:themeColor="text1"/>
-        </w:rPr>
-        <w:t>至直接上级</w:t>
-      </w:r>
-      <w:r>
-        <w:rPr>
-          <w:rFonts w:hint="eastAsia"/>
-          <w:color w:val="000000" w:themeColor="text1"/>
-        </w:rPr>
-        <w:t>，</w:t>
-      </w:r>
-      <w:r>
-        <w:rPr>
-          <w:color w:val="000000" w:themeColor="text1"/>
-        </w:rPr>
-        <w:t>超过</w:t>
-      </w:r>
-      <w:r>
-        <w:rPr>
-          <w:color w:val="000000" w:themeColor="text1"/>
-        </w:rPr>
-        <w:t>3</w:t>
-      </w:r>
-      <w:r>
-        <w:rPr>
-          <w:color w:val="000000" w:themeColor="text1"/>
-        </w:rPr>
-        <w:t>天默认确认。</w:t>
-      </w:r>
-    </w:p>
-    <w:p>
-      <w:pPr>
-        <w:ind w:left="210" w:right="210" w:firstLine="420"/>
-        <w:rPr>
-          <w:color w:val="000000" w:themeColor="text1"/>
-        </w:rPr>
-      </w:pPr>
-      <w:r>
-        <w:rPr>
-          <w:color w:val="000000" w:themeColor="text1"/>
-        </w:rPr>
-        <w:t>工资确认</w:t>
-      </w:r>
-      <w:r>
-        <w:rPr>
-          <w:rFonts w:hint="eastAsia"/>
-          <w:color w:val="000000" w:themeColor="text1"/>
-        </w:rPr>
-        <w:t>：</w:t>
-      </w:r>
-      <w:r>
-        <w:rPr>
-          <w:rFonts w:hint="eastAsia"/>
-          <w:color w:val="000000" w:themeColor="text1"/>
-        </w:rPr>
-        <w:t>适用于员工线上确认上月工资条，具体环节为：定时任务发起月度工资条明细</w:t>
-      </w:r>
-      <w:r>
-        <w:rPr>
-          <w:rFonts w:hint="eastAsia"/>
-          <w:color w:val="000000" w:themeColor="text1"/>
-        </w:rPr>
-        <w:t>→员工确认</w:t>
-      </w:r>
-      <w:r>
-        <w:rPr>
-          <w:rFonts w:hint="eastAsia"/>
-          <w:color w:val="000000" w:themeColor="text1"/>
-        </w:rPr>
-        <w:t>→</w:t>
-      </w:r>
-      <w:r>
-        <w:rPr>
-          <w:rFonts w:hint="eastAsia"/>
-          <w:color w:val="000000" w:themeColor="text1"/>
-        </w:rPr>
-        <w:t>回传确认人及确认时间至夏谷对应记录，并单行锁定</w:t>
-      </w:r>
-      <w:r>
-        <w:rPr>
-          <w:rFonts w:hint="eastAsia"/>
-          <w:color w:val="000000" w:themeColor="text1"/>
-        </w:rPr>
-        <w:t>；</w:t>
-      </w:r>
-      <w:r>
-        <w:rPr>
-          <w:rFonts w:hint="eastAsia"/>
-          <w:color w:val="000000" w:themeColor="text1"/>
-        </w:rPr>
-        <w:t>员工如果</w:t>
-      </w:r>
-      <w:r>
-        <w:rPr>
-          <w:color w:val="000000" w:themeColor="text1"/>
-        </w:rPr>
-        <w:t>1</w:t>
-      </w:r>
-      <w:r>
-        <w:rPr>
-          <w:color w:val="000000" w:themeColor="text1"/>
-        </w:rPr>
-        <w:t>天未完成确认，</w:t>
-      </w:r>
-      <w:r>
-        <w:rPr>
-          <w:rFonts w:hint="eastAsia"/>
-          <w:color w:val="000000" w:themeColor="text1"/>
-        </w:rPr>
-        <w:t>提醒</w:t>
-      </w:r>
-      <w:r>
-        <w:rPr>
-          <w:color w:val="000000" w:themeColor="text1"/>
-        </w:rPr>
-        <w:t>至直接上级</w:t>
-      </w:r>
-      <w:r>
-        <w:rPr>
-          <w:rFonts w:hint="eastAsia"/>
-          <w:color w:val="000000" w:themeColor="text1"/>
-        </w:rPr>
-        <w:t>，</w:t>
-      </w:r>
-      <w:r>
-        <w:rPr>
-          <w:color w:val="000000" w:themeColor="text1"/>
-        </w:rPr>
-        <w:t>超过</w:t>
-      </w:r>
-      <w:r>
-        <w:rPr>
-          <w:color w:val="000000" w:themeColor="text1"/>
-        </w:rPr>
-        <w:t>3</w:t>
-      </w:r>
-      <w:r>
-        <w:rPr>
-          <w:color w:val="000000" w:themeColor="text1"/>
-        </w:rPr>
-        <w:t>天默认确认。</w:t>
-      </w:r>
-    </w:p>
-    <w:p>
-      <w:pPr>
-        <w:ind w:left="210" w:right="210" w:firstLine="420"/>
-        <w:rPr>
-          <w:color w:val="000000" w:themeColor="text1"/>
-        </w:rPr>
-      </w:pPr>
-      <w:r>
-        <w:rPr>
-          <w:color w:val="000000" w:themeColor="text1"/>
-        </w:rPr>
-        <w:t>考勤查询</w:t>
-      </w:r>
-      <w:r>
-        <w:rPr>
-          <w:rFonts w:hint="eastAsia"/>
-          <w:color w:val="000000" w:themeColor="text1"/>
-        </w:rPr>
-        <w:t>：</w:t>
-      </w:r>
-      <w:r>
-        <w:rPr>
-          <w:rFonts w:hint="eastAsia"/>
-          <w:color w:val="000000" w:themeColor="text1"/>
-        </w:rPr>
-        <w:t>用于员工随时查询自己的考勤，包括</w:t>
-      </w:r>
-      <w:r>
-        <w:rPr>
-          <w:rFonts w:hint="eastAsia"/>
-          <w:color w:val="000000" w:themeColor="text1"/>
-        </w:rPr>
-        <w:t>应出勤天数、实际出勤天数、请假天数，未打卡缺勤天数、旷工天数、迟到</w:t>
-      </w:r>
-      <w:r>
-        <w:rPr>
-          <w:color w:val="000000" w:themeColor="text1"/>
-        </w:rPr>
-        <w:t>/</w:t>
-      </w:r>
-      <w:r>
-        <w:rPr>
-          <w:color w:val="000000" w:themeColor="text1"/>
-        </w:rPr>
-        <w:t>早退记缺勤天数</w:t>
-      </w:r>
-    </w:p>
-    <w:p>
-      <w:pPr>
-        <w:ind w:left="210" w:right="210" w:firstLine="420"/>
-        <w:rPr>
-          <w:color w:val="000000" w:themeColor="text1"/>
-        </w:rPr>
-      </w:pPr>
-      <w:r>
-        <w:rPr>
-          <w:color w:val="000000" w:themeColor="text1"/>
-        </w:rPr>
-        <w:t>工资查询</w:t>
-      </w:r>
-      <w:r>
-        <w:rPr>
-          <w:rFonts w:hint="eastAsia"/>
-          <w:color w:val="000000" w:themeColor="text1"/>
-        </w:rPr>
-        <w:t>（包括奖惩）：</w:t>
-      </w:r>
-      <w:r>
-        <w:rPr>
-          <w:rFonts w:hint="eastAsia"/>
-          <w:color w:val="000000" w:themeColor="text1"/>
-        </w:rPr>
-        <w:t>用于员工随时查询自己的工资明细，未完成工资核算的月份查询时显示“正在核算中”</w:t>
-      </w:r>
-      <w:r>
-        <w:rPr>
-          <w:rFonts w:hint="eastAsia"/>
-          <w:color w:val="000000" w:themeColor="text1"/>
-        </w:rPr>
-        <w:t>。</w:t>
       </w:r>
     </w:p>
     <w:p>
@@ -3719,13 +3766,7 @@
         <w:rPr>
           <w:rFonts w:hint="eastAsia"/>
         </w:rPr>
-        <w:t>住宿申请：员工发起→宿管审核→后勤课长审批</w:t>
-      </w:r>
-      <w:r>
-        <w:rPr>
-          <w:rFonts w:hint="eastAsia"/>
-        </w:rPr>
-        <w:t>，审批通过之后自动回传员工信息及宿舍信息回传暖心宝；</w:t>
+        <w:t>住宿申请：员工发起→宿管审核→后勤课长审批，审批通过之后自动回传员工信息及宿舍信息回传暖心宝；</w:t>
       </w:r>
     </w:p>
     <w:p>
@@ -3737,55 +3778,25 @@
         <w:rPr>
           <w:rFonts w:hint="eastAsia"/>
         </w:rPr>
-        <w:t>调换申请：员工发起→宿管审核→后勤课长审批</w:t>
-      </w:r>
-      <w:r>
-        <w:rPr>
-          <w:rFonts w:hint="eastAsia"/>
-        </w:rPr>
-        <w:t>，</w:t>
-      </w:r>
-      <w:r>
-        <w:rPr>
-          <w:rFonts w:hint="eastAsia"/>
-        </w:rPr>
-        <w:t>审批通过之后自动回传员工信息及宿舍信息回传暖心宝；</w:t>
+        <w:t>调换申请：员工发起→宿管审核→后勤课长审批，审批通过之后自动回传员工信息及宿舍信息回传暖心宝；</w:t>
       </w:r>
     </w:p>
     <w:p>
       <w:pPr>
         <w:ind w:leftChars="47" w:left="99" w:right="210" w:firstLineChars="95" w:firstLine="199"/>
         <w:jc w:val="left"/>
-        <w:rPr>
-          <w:rFonts w:hint="eastAsia"/>
-        </w:rPr>
-      </w:pPr>
-      <w:r>
-        <w:rPr>
-          <w:rFonts w:hint="eastAsia"/>
-        </w:rPr>
-        <w:t>退宿申请：员工发起→宿管审批</w:t>
-      </w:r>
-      <w:r>
-        <w:rPr>
-          <w:rFonts w:hint="eastAsia"/>
-        </w:rPr>
-        <w:t>，</w:t>
-      </w:r>
-      <w:r>
-        <w:rPr>
-          <w:rFonts w:hint="eastAsia"/>
-        </w:rPr>
-        <w:t>审批通过之后自动回传员工信息及宿舍信息回传暖心宝；</w:t>
+      </w:pPr>
+      <w:r>
+        <w:rPr>
+          <w:rFonts w:hint="eastAsia"/>
+        </w:rPr>
+        <w:t>退宿申请：员工发起→宿管审批，审批通过之后自动回传员工信息及宿舍信息回传暖心宝；</w:t>
       </w:r>
     </w:p>
     <w:p>
       <w:pPr>
         <w:ind w:leftChars="47" w:left="99" w:right="210" w:firstLineChars="95"/>
         <w:jc w:val="left"/>
-        <w:rPr>
-          <w:rFonts w:hint="eastAsia"/>
-        </w:rPr>
       </w:pPr>
       <w:r>
         <w:rPr>
@@ -3827,19 +3838,7 @@
         <w:rPr>
           <w:rFonts w:hint="eastAsia"/>
         </w:rPr>
-        <w:t>，</w:t>
-      </w:r>
-      <w:r>
-        <w:rPr>
-          <w:rFonts w:hint="eastAsia"/>
-        </w:rPr>
-        <w:t>审批通过之后自动回传员工信息及宿舍信息回传暖心宝</w:t>
-      </w:r>
-      <w:r>
-        <w:rPr>
-          <w:rFonts w:hint="eastAsia"/>
-        </w:rPr>
-        <w:t>。</w:t>
+        <w:t>，审批通过之后自动回传员工信息及宿舍信息回传暖心宝。</w:t>
       </w:r>
     </w:p>
     <w:p>
@@ -3896,14 +3895,25 @@
         <w:rPr>
           <w:rFonts w:hint="eastAsia"/>
         </w:rPr>
-        <w:t>（材料不齐时）员工发起→退单（标记：材料不足，待</w:t>
-      </w:r>
-      <w:r>
-        <w:rPr>
-          <w:rFonts w:hint="eastAsia"/>
-        </w:rPr>
-        <w:lastRenderedPageBreak/>
-        <w:t>补）</w:t>
+        <w:t>材料不齐时</w:t>
+      </w:r>
+      <w:r>
+        <w:rPr>
+          <w:rFonts w:hint="eastAsia"/>
+        </w:rPr>
+        <w:t>可操作退</w:t>
+      </w:r>
+      <w:r>
+        <w:rPr>
+          <w:rFonts w:hint="eastAsia"/>
+        </w:rPr>
+        <w:t>回</w:t>
+      </w:r>
+      <w:r>
+        <w:rPr>
+          <w:rFonts w:hint="eastAsia"/>
+        </w:rPr>
+        <w:t>流程</w:t>
       </w:r>
       <w:r>
         <w:rPr>
@@ -3922,6 +3932,7 @@
           <w:b/>
           <w:noProof/>
         </w:rPr>
+        <w:lastRenderedPageBreak/>
         <w:t>宿舍水电查询</w:t>
       </w:r>
       <w:r>
@@ -4217,7 +4228,21 @@
           <w:rFonts w:hint="eastAsia"/>
           <w:noProof/>
         </w:rPr>
-        <w:t>适用于线上党建活动报名、学习打卡、思想汇报提交，实现党建工作数字化管理，具体环节为：员工发起→部门负责人审批→支部书记→行政总监。</w:t>
+        <w:t>适用于</w:t>
+      </w:r>
+      <w:r>
+        <w:rPr>
+          <w:rFonts w:hint="eastAsia"/>
+          <w:noProof/>
+        </w:rPr>
+        <w:t>员工线上提交入党申请书</w:t>
+      </w:r>
+      <w:r>
+        <w:rPr>
+          <w:rFonts w:hint="eastAsia"/>
+          <w:noProof/>
+        </w:rPr>
+        <w:t>，具体环节为：员工发起→部门负责人审批→支部书记→行政总监。</w:t>
       </w:r>
     </w:p>
     <w:p>
@@ -4352,7 +4377,21 @@
           <w:rFonts w:hint="eastAsia"/>
           <w:noProof/>
         </w:rPr>
-        <w:t>主要指生日福利，提醒员工生日当天到食堂享用生日餐，无需员工确认</w:t>
+        <w:t>主要指生日福利，提醒员工生日当天到食堂享用生日餐</w:t>
+      </w:r>
+      <w:r>
+        <w:rPr>
+          <w:rFonts w:hint="eastAsia"/>
+          <w:noProof/>
+        </w:rPr>
+        <w:t>或者到指定地点领取生日礼品</w:t>
+      </w:r>
+      <w:r>
+        <w:rPr>
+          <w:rFonts w:hint="eastAsia"/>
+          <w:noProof/>
+        </w:rPr>
+        <w:t>，无需员工确认</w:t>
       </w:r>
       <w:r>
         <w:rPr>
@@ -4420,10 +4459,19 @@
         <w:t>系统，作为设备</w:t>
       </w:r>
       <w:r>
-        <w:t>管理系统，本平台将设备点检、设备</w:t>
-      </w:r>
-      <w:r>
-        <w:t>保养等数据与</w:t>
+        <w:t>管理系统，本平台将</w:t>
+      </w:r>
+      <w:r>
+        <w:rPr>
+          <w:rFonts w:hint="eastAsia"/>
+        </w:rPr>
+        <w:t>设备</w:t>
+      </w:r>
+      <w:r>
+        <w:t>报修</w:t>
+      </w:r>
+      <w:r>
+        <w:t>数据与</w:t>
       </w:r>
       <w:r>
         <w:t xml:space="preserve"> EAM </w:t>
@@ -4672,9 +4720,6 @@
     <w:p>
       <w:pPr>
         <w:ind w:left="210" w:right="210" w:firstLine="422"/>
-        <w:rPr>
-          <w:b/>
-        </w:rPr>
       </w:pPr>
       <w:r>
         <w:rPr>
@@ -4689,6 +4734,36 @@
         </w:rPr>
         <w:t>：</w:t>
       </w:r>
+      <w:r>
+        <w:rPr>
+          <w:rFonts w:hint="eastAsia"/>
+        </w:rPr>
+        <w:t>适用于</w:t>
+      </w:r>
+      <w:r>
+        <w:rPr>
+          <w:rFonts w:hint="eastAsia"/>
+        </w:rPr>
+        <w:t>生产现场</w:t>
+      </w:r>
+      <w:r>
+        <w:rPr>
+          <w:rFonts w:hint="eastAsia"/>
+        </w:rPr>
+        <w:t>仓库</w:t>
+      </w:r>
+      <w:r>
+        <w:rPr>
+          <w:rFonts w:hint="eastAsia"/>
+        </w:rPr>
+        <w:t>出入库扫描</w:t>
+      </w:r>
+      <w:r>
+        <w:rPr>
+          <w:rFonts w:hint="eastAsia"/>
+        </w:rPr>
+        <w:t>。访问入口整合至本平台，流程不做变更。</w:t>
+      </w:r>
     </w:p>
     <w:p>
       <w:pPr>
@@ -4697,6 +4772,14 @@
           <w:b/>
         </w:rPr>
       </w:pPr>
+    </w:p>
+    <w:p>
+      <w:pPr>
+        <w:ind w:left="210" w:right="210" w:firstLine="422"/>
+        <w:rPr>
+          <w:b/>
+        </w:rPr>
+      </w:pPr>
       <w:r>
         <w:rPr>
           <w:b/>
@@ -4767,13 +4850,7 @@
         <w:t>：</w:t>
       </w:r>
       <w:r>
-        <w:t>适用于查询个人</w:t>
-      </w:r>
-      <w:r>
-        <w:t>的</w:t>
-      </w:r>
-      <w:r>
-        <w:t>件资明细</w:t>
+        <w:t>适用于查询个人的件资明细</w:t>
       </w:r>
       <w:r>
         <w:rPr>
@@ -4901,6 +4978,7 @@
         <w:ind w:left="210" w:right="210" w:firstLine="480"/>
       </w:pPr>
       <w:r>
+        <w:lastRenderedPageBreak/>
         <w:t>其他</w:t>
       </w:r>
     </w:p>
@@ -5096,13 +5174,7 @@
         <w:rPr>
           <w:rFonts w:ascii="宋体" w:hAnsi="宋体"/>
         </w:rPr>
-        <w:t>→</w:t>
-      </w:r>
-      <w:r>
-        <w:rPr>
-          <w:rFonts w:ascii="宋体" w:hAnsi="宋体"/>
-        </w:rPr>
-        <w:t>问题核实核查→整改优化处理→结果公示反馈。</w:t>
+        <w:t>→问题核实核查→整改优化处理→结果公示反馈。</w:t>
       </w:r>
     </w:p>
     <w:p>
@@ -5471,6 +5543,7 @@
         <w:rPr>
           <w:color w:val="FF0000"/>
         </w:rPr>
+        <w:lastRenderedPageBreak/>
         <w:t>我的</w:t>
       </w:r>
     </w:p>
@@ -5487,7 +5560,6 @@
         <w:rPr>
           <w:noProof/>
         </w:rPr>
-        <w:lastRenderedPageBreak/>
         <w:drawing>
           <wp:inline distT="0" distB="0" distL="0" distR="0" wp14:anchorId="5A89422D" wp14:editId="6B3E0A8D">
             <wp:extent cx="1419613" cy="2520000"/>
@@ -5659,38 +5731,6 @@
     </w:p>
     <w:p>
       <w:pPr>
-        <w:ind w:left="210" w:right="210" w:firstLine="420"/>
-      </w:pPr>
-      <w:r>
-        <w:t>与现有系统的关系：对接夏谷人事系统（人事、薪酬、考勤主数据来源）</w:t>
-      </w:r>
-      <w:r>
-        <w:rPr>
-          <w:rFonts w:hint="eastAsia"/>
-        </w:rPr>
-        <w:t>，</w:t>
-      </w:r>
-      <w:r>
-        <w:t>交互方式为从夏谷同步人事、考勤</w:t>
-      </w:r>
-      <w:r>
-        <w:t>、工资、奖惩、档案信息，汇聚展示、</w:t>
-      </w:r>
-      <w:r>
-        <w:t>历史</w:t>
-      </w:r>
-      <w:r>
-        <w:t>数据</w:t>
-      </w:r>
-      <w:r>
-        <w:t>查询</w:t>
-      </w:r>
-      <w:r>
-        <w:t>能力。</w:t>
-      </w:r>
-    </w:p>
-    <w:p>
-      <w:pPr>
         <w:ind w:leftChars="0" w:left="0" w:right="210" w:firstLineChars="0" w:firstLine="0"/>
         <w:rPr>
           <w:rFonts w:ascii="宋体" w:hAnsi="宋体"/>
@@ -5912,6 +5952,7 @@
         <w:ind w:left="210" w:right="210" w:firstLine="420"/>
       </w:pPr>
       <w:r>
+        <w:lastRenderedPageBreak/>
         <w:t>本平台仅展示，禁止修改。</w:t>
       </w:r>
     </w:p>
@@ -5925,7 +5966,6 @@
           <w:rFonts w:ascii="Arial" w:hAnsi="Arial" w:cs="Arial"/>
           <w:color w:val="000000"/>
         </w:rPr>
-        <w:lastRenderedPageBreak/>
         <w:t>业务价值</w:t>
       </w:r>
       <w:r>
@@ -6084,8 +6124,6 @@
         </w:rPr>
         <w:t>夏谷</w:t>
       </w:r>
-      <w:bookmarkStart w:id="7" w:name="_GoBack"/>
-      <w:bookmarkEnd w:id="7"/>
       <w:r>
         <w:t>系统维护组织架构</w:t>
       </w:r>
@@ -6455,6 +6493,7 @@
         <w:rPr>
           <w:rFonts w:ascii="宋体" w:eastAsia="宋体" w:hAnsi="宋体"/>
         </w:rPr>
+        <w:lastRenderedPageBreak/>
         <w:t xml:space="preserve">技术架构 </w:t>
       </w:r>
     </w:p>
@@ -6477,20 +6516,41 @@
           <w:b/>
           <w:bCs/>
         </w:rPr>
-        <w:t>飞书前端统一协同入口+泛微E10后端流程核心引擎</w:t>
-      </w:r>
-      <w:r>
-        <w:rPr>
-          <w:rFonts w:ascii="宋体" w:hAnsi="宋体"/>
-        </w:rPr>
-        <w:t>的双层耦合技术架</w:t>
-      </w:r>
-      <w:r>
-        <w:rPr>
-          <w:rFonts w:ascii="宋体" w:hAnsi="宋体"/>
-        </w:rPr>
-        <w:lastRenderedPageBreak/>
-        <w:t>构搭建，遵循“轻量化接入、流程化驱动、数据化互通、安全可控”的核心设计原则，不颠覆现有业务系统底层逻辑，聚焦前端体验统一、后端流程贯通、跨系统数据协同，兼顾落地可行性、后期扩展性与分期迭代需求，全面支撑五大业务域、六大应用模块全场景运行。</w:t>
+        <w:t>飞书前端统一协同入口+</w:t>
+      </w:r>
+      <w:r>
+        <w:rPr>
+          <w:rFonts w:ascii="宋体" w:hAnsi="宋体" w:hint="eastAsia"/>
+          <w:b/>
+          <w:bCs/>
+        </w:rPr>
+        <w:t>若依</w:t>
+      </w:r>
+      <w:r>
+        <w:rPr>
+          <w:rFonts w:ascii="宋体" w:hAnsi="宋体"/>
+          <w:b/>
+          <w:bCs/>
+        </w:rPr>
+        <w:t>后端流程核心引擎</w:t>
+      </w:r>
+      <w:r>
+        <w:rPr>
+          <w:rFonts w:ascii="宋体" w:hAnsi="宋体"/>
+        </w:rPr>
+        <w:t>的双层耦合技术架构搭建，遵循“轻量化接入、流程化驱动、数据化互通、安全可控”的核心设计原则，不颠覆现有业务系统底层逻辑，聚焦前端体验统一、后端流程贯通、跨系统数据协同，兼顾落地可行性、后期扩展性与分期迭代需求，全面支撑</w:t>
+      </w:r>
+      <w:r>
+        <w:rPr>
+          <w:rFonts w:ascii="宋体" w:hAnsi="宋体" w:hint="eastAsia"/>
+        </w:rPr>
+        <w:t>人事、行政、生产等</w:t>
+      </w:r>
+      <w:r>
+        <w:rPr>
+          <w:rFonts w:ascii="宋体" w:hAnsi="宋体"/>
+        </w:rPr>
+        <w:t>应用模块全场景运行。</w:t>
       </w:r>
     </w:p>
     <w:p>
@@ -6550,13 +6610,13 @@
         <w:rPr>
           <w:rFonts w:ascii="宋体" w:hAnsi="宋体" w:hint="eastAsia"/>
         </w:rPr>
-        <w:t>权限体系与操作审计是平台安全管控的核心，聚焦“分级授权、最小权限、全程追溯”，结合平台角色主数据（</w:t>
-      </w:r>
-      <w:r>
-        <w:rPr>
-          <w:rFonts w:ascii="宋体" w:hAnsi="宋体"/>
-        </w:rPr>
-        <w:t>MDM统一维护），规范权限分配、管控操作行为，防范权限滥用、数据泄露、违规操作等风险，适配内部人员操作及内部系统对接场景。</w:t>
+        <w:t>权限体系与操作审计是平台安全管控的核心，聚焦“分级授权、最小权限、全程追溯”，结合平台角色主数据</w:t>
+      </w:r>
+      <w:r>
+        <w:rPr>
+          <w:rFonts w:ascii="宋体" w:hAnsi="宋体"/>
+        </w:rPr>
+        <w:t>，规范权限分配、管控操作行为，防范权限滥用、数据泄露、违规操作等风险，适配内部人员操作及内部系统对接场景。</w:t>
       </w:r>
     </w:p>
     <w:p>
@@ -6751,7 +6811,15 @@
           <w:rFonts w:ascii="Arial" w:hAnsi="Arial" w:cs="Arial"/>
           <w:color w:val="000000"/>
         </w:rPr>
-        <w:t>：制定统一数据接口标准，分阶段实施集成；建立数据映射与转换机制，解决异构系统数据格式差异；提前开展接口技术验证，准备备用方案，确保集成成功。</w:t>
+        <w:t>：制定统一数据接口标准，分阶段实施集成；建立数据映射与转换机制，</w:t>
+      </w:r>
+      <w:r>
+        <w:rPr>
+          <w:rFonts w:ascii="Arial" w:hAnsi="Arial" w:cs="Arial"/>
+          <w:color w:val="000000"/>
+        </w:rPr>
+        <w:lastRenderedPageBreak/>
+        <w:t>解决异构系统数据格式差异；提前开展接口技术验证，准备备用方案，确保集成成功。</w:t>
       </w:r>
     </w:p>
     <w:p>
@@ -6768,7 +6836,6 @@
         <w:ind w:left="661" w:right="210" w:hanging="661"/>
       </w:pPr>
       <w:r>
-        <w:lastRenderedPageBreak/>
         <w:t>进度延期风险</w:t>
       </w:r>
     </w:p>
@@ -7760,6 +7827,7 @@
                 <w:sz w:val="18"/>
                 <w:szCs w:val="18"/>
               </w:rPr>
+              <w:lastRenderedPageBreak/>
               <w:t>4</w:t>
             </w:r>
           </w:p>
@@ -7931,7 +7999,6 @@
                 <w:sz w:val="18"/>
                 <w:szCs w:val="18"/>
               </w:rPr>
-              <w:lastRenderedPageBreak/>
               <w:t>5</w:t>
             </w:r>
           </w:p>
@@ -8300,7 +8367,13 @@
         <w:t>提升</w:t>
       </w:r>
       <w:r>
-        <w:t xml:space="preserve"> 30+</w:t>
+        <w:t xml:space="preserve"> </w:t>
+      </w:r>
+      <w:r>
+        <w:t>2</w:t>
+      </w:r>
+      <w:r>
+        <w:t>0+</w:t>
       </w:r>
     </w:p>
     <w:p>
@@ -8311,7 +8384,10 @@
         <w:t>系统入口数量：由</w:t>
       </w:r>
       <w:r>
-        <w:t xml:space="preserve"> 8 + </w:t>
+        <w:t xml:space="preserve"> </w:t>
+      </w:r>
+      <w:r>
+        <w:t>6</w:t>
       </w:r>
       <w:r>
         <w:t>个整合为</w:t>
@@ -8409,7 +8485,13 @@
         <w:t>事务处理人力：减少</w:t>
       </w:r>
       <w:r>
-        <w:t xml:space="preserve"> 30%+</w:t>
+        <w:t xml:space="preserve"> </w:t>
+      </w:r>
+      <w:r>
+        <w:t>1</w:t>
+      </w:r>
+      <w:r>
+        <w:t>0%+</w:t>
       </w:r>
     </w:p>
     <w:p>
@@ -8417,11 +8499,10 @@
         <w:ind w:left="210" w:right="210" w:firstLine="420"/>
       </w:pPr>
       <w:r>
-        <w:lastRenderedPageBreak/>
         <w:t>年节约成本：</w:t>
       </w:r>
       <w:r>
-        <w:t xml:space="preserve">200 </w:t>
+        <w:t>6</w:t>
       </w:r>
       <w:r>
         <w:t>万</w:t>
@@ -8471,6 +8552,7 @@
         <w:ind w:left="210" w:right="210" w:firstLine="420"/>
       </w:pPr>
       <w:r>
+        <w:lastRenderedPageBreak/>
         <w:t>决策准确性：提升</w:t>
       </w:r>
       <w:r>
@@ -8485,7 +8567,13 @@
         <w:t>报表自动生成：实现</w:t>
       </w:r>
       <w:r>
-        <w:t xml:space="preserve"> 100% </w:t>
+        <w:t xml:space="preserve"> </w:t>
+      </w:r>
+      <w:r>
+        <w:t>90</w:t>
+      </w:r>
+      <w:r>
+        <w:t xml:space="preserve">% </w:t>
       </w:r>
       <w:r>
         <w:t>自动化</w:t>
@@ -8542,7 +8630,16 @@
         <w:t>个月达到</w:t>
       </w:r>
       <w:r>
-        <w:t xml:space="preserve"> 90%+</w:t>
+        <w:t xml:space="preserve"> </w:t>
+      </w:r>
+      <w:r>
+        <w:t>100</w:t>
+      </w:r>
+      <w:r>
+        <w:rPr>
+          <w:rFonts w:hint="eastAsia"/>
+        </w:rPr>
+        <w:t>%</w:t>
       </w:r>
       <w:r>
         <w:t>，最终实现全员覆盖</w:t>
@@ -8564,7 +8661,7 @@
         <w:t>：上线后</w:t>
       </w:r>
       <w:r>
-        <w:t xml:space="preserve"> 12 </w:t>
+        <w:t>24</w:t>
       </w:r>
       <w:r>
         <w:t>个月实现核心业务流程</w:t>
@@ -8625,6 +8722,9 @@
       <w:r>
         <w:t xml:space="preserve"> 70%+</w:t>
       </w:r>
+      <w:r>
+        <w:tab/>
+      </w:r>
     </w:p>
     <w:p>
       <w:pPr>
@@ -8655,7 +8755,7 @@
         <w:t>项目总投资</w:t>
       </w:r>
       <w:r>
-        <w:t xml:space="preserve"> 3000 </w:t>
+        <w:t>6</w:t>
       </w:r>
       <w:r>
         <w:t>万（</w:t>
@@ -8667,8 +8767,13 @@
         <w:t>年周期），预计投资回收期</w:t>
       </w:r>
       <w:r>
-        <w:t xml:space="preserve"> 3.5 </w:t>
-      </w:r>
+        <w:t xml:space="preserve"> </w:t>
+      </w:r>
+      <w:r>
+        <w:t>0.5</w:t>
+      </w:r>
+      <w:bookmarkStart w:id="7" w:name="_GoBack"/>
+      <w:bookmarkEnd w:id="7"/>
       <w:r>
         <w:t>年，内部收益率（</w:t>
       </w:r>
@@ -8784,7 +8889,7 @@
             <w:noProof/>
             <w:lang w:val="zh-CN"/>
           </w:rPr>
-          <w:t>12</w:t>
+          <w:t>15</w:t>
         </w:r>
         <w:r>
           <w:fldChar w:fldCharType="end"/>
@@ -14244,7 +14349,7 @@
   <w:style w:type="paragraph" w:default="1" w:styleId="a">
     <w:name w:val="Normal"/>
     <w:qFormat/>
-    <w:rsid w:val="00BB3629"/>
+    <w:rsid w:val="003E7B8C"/>
     <w:pPr>
       <w:widowControl w:val="0"/>
       <w:ind w:leftChars="100" w:left="100" w:rightChars="100" w:right="100" w:firstLineChars="200" w:firstLine="200"/>
@@ -15148,7 +15253,7 @@
 </file>
 
 <file path=customXml/itemProps1.xml><?xml version="1.0" encoding="utf-8"?>
-<ds:datastoreItem xmlns:ds="http://schemas.openxmlformats.org/officeDocument/2006/customXml" ds:itemID="{AAECF9D3-CE6D-452E-894C-E21FD3AA9D64}">
+<ds:datastoreItem xmlns:ds="http://schemas.openxmlformats.org/officeDocument/2006/customXml" ds:itemID="{C2E99E88-A96E-4429-A8AA-175C70BB7E19}">
   <ds:schemaRefs>
     <ds:schemaRef ds:uri="http://schemas.openxmlformats.org/officeDocument/2006/bibliography"/>
   </ds:schemaRefs>
